--- a/rajesh_resume.docx
+++ b/rajesh_resume.docx
@@ -1,6 +1,6 @@
 
 <file path=word/document.xml><?xml version="1.0" encoding="utf-8"?>
-<w:document xmlns:wpc="http://schemas.microsoft.com/office/word/2010/wordprocessingCanvas" xmlns:cx="http://schemas.microsoft.com/office/drawing/2014/chartex" xmlns:cx1="http://schemas.microsoft.com/office/drawing/2015/9/8/chartex" xmlns:cx2="http://schemas.microsoft.com/office/drawing/2015/10/21/chartex" xmlns:cx3="http://schemas.microsoft.com/office/drawing/2016/5/9/chartex" xmlns:cx4="http://schemas.microsoft.com/office/drawing/2016/5/10/chartex" xmlns:cx5="http://schemas.microsoft.com/office/drawing/2016/5/11/chartex" xmlns:cx6="http://schemas.microsoft.com/office/drawing/2016/5/12/chartex" xmlns:cx7="http://schemas.microsoft.com/office/drawing/2016/5/13/chartex" xmlns:cx8="http://schemas.microsoft.com/office/drawing/2016/5/14/chartex" xmlns:mc="http://schemas.openxmlformats.org/markup-compatibility/2006" xmlns:aink="http://schemas.microsoft.com/office/drawing/2016/ink" xmlns:am3d="http://schemas.microsoft.com/office/drawing/2017/model3d" xmlns:o="urn:schemas-microsoft-com:office:office" xmlns:oel="http://schemas.microsoft.com/office/2019/extlst" xmlns:r="http://schemas.openxmlformats.org/officeDocument/2006/relationships" xmlns:m="http://schemas.openxmlformats.org/officeDocument/2006/math" xmlns:v="urn:schemas-microsoft-com:vml" xmlns:wp14="http://schemas.microsoft.com/office/word/2010/wordprocessingDrawing" xmlns:wp="http://schemas.openxmlformats.org/drawingml/2006/wordprocessingDrawing" xmlns:w10="urn:schemas-microsoft-com:office:word" xmlns:w="http://schemas.openxmlformats.org/wordprocessingml/2006/main" xmlns:w14="http://schemas.microsoft.com/office/word/2010/wordml" xmlns:w15="http://schemas.microsoft.com/office/word/2012/wordml" xmlns:w16cex="http://schemas.microsoft.com/office/word/2018/wordml/cex" xmlns:w16cid="http://schemas.microsoft.com/office/word/2016/wordml/cid" xmlns:w16="http://schemas.microsoft.com/office/word/2018/wordml" xmlns:w16sdtdh="http://schemas.microsoft.com/office/word/2020/wordml/sdtdatahash" xmlns:w16se="http://schemas.microsoft.com/office/word/2015/wordml/symex" xmlns:wpg="http://schemas.microsoft.com/office/word/2010/wordprocessingGroup" xmlns:wpi="http://schemas.microsoft.com/office/word/2010/wordprocessingInk" xmlns:wne="http://schemas.microsoft.com/office/word/2006/wordml" xmlns:wps="http://schemas.microsoft.com/office/word/2010/wordprocessingShape" mc:Ignorable="w14 w15 w16se w16cid w16 w16cex w16sdtdh wp14">
+<w:document xmlns:wpc="http://schemas.microsoft.com/office/word/2010/wordprocessingCanvas" xmlns:cx="http://schemas.microsoft.com/office/drawing/2014/chartex" xmlns:cx1="http://schemas.microsoft.com/office/drawing/2015/9/8/chartex" xmlns:cx2="http://schemas.microsoft.com/office/drawing/2015/10/21/chartex" xmlns:cx3="http://schemas.microsoft.com/office/drawing/2016/5/9/chartex" xmlns:cx4="http://schemas.microsoft.com/office/drawing/2016/5/10/chartex" xmlns:cx5="http://schemas.microsoft.com/office/drawing/2016/5/11/chartex" xmlns:cx6="http://schemas.microsoft.com/office/drawing/2016/5/12/chartex" xmlns:cx7="http://schemas.microsoft.com/office/drawing/2016/5/13/chartex" xmlns:cx8="http://schemas.microsoft.com/office/drawing/2016/5/14/chartex" xmlns:mc="http://schemas.openxmlformats.org/markup-compatibility/2006" xmlns:aink="http://schemas.microsoft.com/office/drawing/2016/ink" xmlns:am3d="http://schemas.microsoft.com/office/drawing/2017/model3d" xmlns:o="urn:schemas-microsoft-com:office:office" xmlns:oel="http://schemas.microsoft.com/office/2019/extlst" xmlns:r="http://schemas.openxmlformats.org/officeDocument/2006/relationships" xmlns:m="http://schemas.openxmlformats.org/officeDocument/2006/math" xmlns:v="urn:schemas-microsoft-com:vml" xmlns:wp14="http://schemas.microsoft.com/office/word/2010/wordprocessingDrawing" xmlns:wp="http://schemas.openxmlformats.org/drawingml/2006/wordprocessingDrawing" xmlns:w10="urn:schemas-microsoft-com:office:word" xmlns:w="http://schemas.openxmlformats.org/wordprocessingml/2006/main" xmlns:w14="http://schemas.microsoft.com/office/word/2010/wordml" xmlns:w15="http://schemas.microsoft.com/office/word/2012/wordml" xmlns:w16cex="http://schemas.microsoft.com/office/word/2018/wordml/cex" xmlns:w16cid="http://schemas.microsoft.com/office/word/2016/wordml/cid" xmlns:w16="http://schemas.microsoft.com/office/word/2018/wordml" xmlns:w16du="http://schemas.microsoft.com/office/word/2023/wordml/word16du" xmlns:w16sdtdh="http://schemas.microsoft.com/office/word/2020/wordml/sdtdatahash" xmlns:w16sdtfl="http://schemas.microsoft.com/office/word/2024/wordml/sdtformatlock" xmlns:w16se="http://schemas.microsoft.com/office/word/2015/wordml/symex" xmlns:wpg="http://schemas.microsoft.com/office/word/2010/wordprocessingGroup" xmlns:wpi="http://schemas.microsoft.com/office/word/2010/wordprocessingInk" xmlns:wne="http://schemas.microsoft.com/office/word/2006/wordml" xmlns:wps="http://schemas.microsoft.com/office/word/2010/wordprocessingShape" mc:Ignorable="w14 w15 w16se w16cid w16 w16cex w16sdtdh w16sdtfl w16du wp14">
   <w:body>
     <w:p>
       <w:pPr>
@@ -34,6 +34,14 @@
           <w:sz w:val="52"/>
         </w:rPr>
         <w:t xml:space="preserve">KUMAR </w:t>
+      </w:r>
+      <w:r>
+        <w:rPr>
+          <w:rFonts w:ascii="Century Gothic" w:eastAsia="Century Gothic" w:hAnsi="Century Gothic" w:cs="Century Gothic"/>
+          <w:b/>
+          <w:sz w:val="52"/>
+        </w:rPr>
+        <w:t xml:space="preserve"> </w:t>
       </w:r>
       <w:r>
         <w:rPr>
@@ -219,15 +227,7 @@
         <w:t>10</w:t>
       </w:r>
       <w:r>
-        <w:t xml:space="preserve"> years of experience in </w:t>
-      </w:r>
-      <w:proofErr w:type="gramStart"/>
-      <w:r>
-        <w:t>IT  as</w:t>
-      </w:r>
-      <w:proofErr w:type="gramEnd"/>
-      <w:r>
-        <w:t xml:space="preserve"> backend developer on </w:t>
+        <w:t xml:space="preserve"> years of experience in IT  as backend developer on </w:t>
       </w:r>
       <w:r>
         <w:rPr>
@@ -261,23 +261,7 @@
         <w:rPr>
           <w:b/>
         </w:rPr>
-        <w:t>6 months of experience in CICD pipeline/develops/</w:t>
-      </w:r>
-      <w:proofErr w:type="spellStart"/>
-      <w:proofErr w:type="gramStart"/>
-      <w:r>
-        <w:rPr>
-          <w:b/>
-        </w:rPr>
-        <w:t>sonar,sonatype</w:t>
-      </w:r>
-      <w:proofErr w:type="spellEnd"/>
-      <w:proofErr w:type="gramEnd"/>
-      <w:r>
-        <w:rPr>
-          <w:b/>
-        </w:rPr>
-        <w:t xml:space="preserve"> and checkmarks.</w:t>
+        <w:t>6 months of experience in CICD pipeline/develops/sonar,sonatype and checkmarks.</w:t>
       </w:r>
     </w:p>
     <w:p>
@@ -320,21 +304,10 @@
         <w:rPr>
           <w:b/>
         </w:rPr>
-        <w:t xml:space="preserve">4 </w:t>
-      </w:r>
-      <w:proofErr w:type="spellStart"/>
-      <w:r>
-        <w:rPr>
-          <w:b/>
-        </w:rPr>
-        <w:t xml:space="preserve">years </w:t>
-      </w:r>
-      <w:r>
-        <w:t>experience</w:t>
-      </w:r>
-      <w:proofErr w:type="spellEnd"/>
-      <w:r>
-        <w:t xml:space="preserve"> in </w:t>
+        <w:t xml:space="preserve">4 years </w:t>
+      </w:r>
+      <w:r>
+        <w:t xml:space="preserve">experience in </w:t>
       </w:r>
       <w:r>
         <w:rPr>
@@ -358,21 +331,10 @@
         <w:rPr>
           <w:b/>
         </w:rPr>
-        <w:t xml:space="preserve">2 </w:t>
-      </w:r>
-      <w:proofErr w:type="spellStart"/>
-      <w:r>
-        <w:rPr>
-          <w:b/>
-        </w:rPr>
-        <w:t xml:space="preserve">years </w:t>
-      </w:r>
-      <w:r>
-        <w:t>experience</w:t>
-      </w:r>
-      <w:proofErr w:type="spellEnd"/>
-      <w:r>
-        <w:t xml:space="preserve"> in </w:t>
+        <w:t xml:space="preserve">2 years </w:t>
+      </w:r>
+      <w:r>
+        <w:t xml:space="preserve">experience in </w:t>
       </w:r>
       <w:r>
         <w:rPr>
@@ -396,21 +358,10 @@
         <w:rPr>
           <w:b/>
         </w:rPr>
-        <w:t xml:space="preserve">3 </w:t>
-      </w:r>
-      <w:proofErr w:type="spellStart"/>
-      <w:r>
-        <w:rPr>
-          <w:b/>
-        </w:rPr>
-        <w:t xml:space="preserve">years </w:t>
-      </w:r>
-      <w:r>
-        <w:t>experience</w:t>
-      </w:r>
-      <w:proofErr w:type="spellEnd"/>
-      <w:r>
-        <w:t xml:space="preserve"> in </w:t>
+        <w:t xml:space="preserve">3 years </w:t>
+      </w:r>
+      <w:r>
+        <w:t xml:space="preserve">experience in </w:t>
       </w:r>
       <w:r>
         <w:rPr>
@@ -434,21 +385,10 @@
         <w:rPr>
           <w:b/>
         </w:rPr>
-        <w:t xml:space="preserve">3 </w:t>
-      </w:r>
-      <w:proofErr w:type="spellStart"/>
-      <w:r>
-        <w:rPr>
-          <w:b/>
-        </w:rPr>
-        <w:t xml:space="preserve">years </w:t>
-      </w:r>
-      <w:r>
-        <w:t>experience</w:t>
-      </w:r>
-      <w:proofErr w:type="spellEnd"/>
-      <w:r>
-        <w:t xml:space="preserve"> as </w:t>
+        <w:t xml:space="preserve">3 years </w:t>
+      </w:r>
+      <w:r>
+        <w:t xml:space="preserve">experience as </w:t>
       </w:r>
       <w:r>
         <w:rPr>
@@ -494,21 +434,7 @@
         <w:rPr>
           <w:b/>
         </w:rPr>
-        <w:t xml:space="preserve">Mockito and </w:t>
-      </w:r>
-      <w:proofErr w:type="spellStart"/>
-      <w:r>
-        <w:rPr>
-          <w:b/>
-        </w:rPr>
-        <w:t>PowerMockito</w:t>
-      </w:r>
-      <w:proofErr w:type="spellEnd"/>
-      <w:r>
-        <w:rPr>
-          <w:b/>
-        </w:rPr>
-        <w:t xml:space="preserve"> Framework</w:t>
+        <w:t>Mockito and PowerMockito Framework</w:t>
       </w:r>
       <w:r>
         <w:t xml:space="preserve">. </w:t>
@@ -721,7 +647,6 @@
         <w:tblCellMar>
           <w:top w:w="43" w:type="dxa"/>
           <w:left w:w="108" w:type="dxa"/>
-          <w:bottom w:w="0" w:type="dxa"/>
           <w:right w:w="115" w:type="dxa"/>
         </w:tblCellMar>
         <w:tblLook w:val="04A0" w:firstRow="1" w:lastRow="0" w:firstColumn="1" w:lastColumn="0" w:noHBand="0" w:noVBand="1"/>
@@ -801,19 +726,11 @@
               <w:ind w:left="0" w:firstLine="0"/>
               <w:jc w:val="left"/>
             </w:pPr>
-            <w:proofErr w:type="spellStart"/>
             <w:r>
               <w:rPr>
                 <w:b/>
               </w:rPr>
-              <w:t>SpringBoot</w:t>
-            </w:r>
-            <w:proofErr w:type="spellEnd"/>
-            <w:r>
-              <w:rPr>
-                <w:b/>
-              </w:rPr>
-              <w:t xml:space="preserve"> </w:t>
+              <w:t xml:space="preserve">SpringBoot </w:t>
             </w:r>
           </w:p>
           <w:p>
@@ -1054,21 +971,12 @@
               <w:ind w:left="0" w:firstLine="0"/>
               <w:jc w:val="left"/>
             </w:pPr>
-            <w:proofErr w:type="spellStart"/>
             <w:r>
               <w:rPr>
                 <w:b/>
                 <w:sz w:val="20"/>
               </w:rPr>
-              <w:t>VSCode</w:t>
-            </w:r>
-            <w:proofErr w:type="spellEnd"/>
-            <w:r>
-              <w:rPr>
-                <w:b/>
-                <w:sz w:val="20"/>
-              </w:rPr>
-              <w:t xml:space="preserve"> </w:t>
+              <w:t xml:space="preserve">VSCode </w:t>
             </w:r>
           </w:p>
           <w:p>
@@ -1105,21 +1013,12 @@
               <w:ind w:left="0" w:firstLine="0"/>
               <w:jc w:val="left"/>
             </w:pPr>
-            <w:proofErr w:type="spellStart"/>
             <w:r>
               <w:rPr>
                 <w:b/>
                 <w:sz w:val="20"/>
               </w:rPr>
-              <w:t>GitLAb</w:t>
-            </w:r>
-            <w:proofErr w:type="spellEnd"/>
-            <w:r>
-              <w:rPr>
-                <w:b/>
-                <w:sz w:val="20"/>
-              </w:rPr>
-              <w:t xml:space="preserve"> </w:t>
+              <w:t xml:space="preserve">GitLAb </w:t>
             </w:r>
           </w:p>
           <w:p>
@@ -1272,23 +1171,7 @@
                 <w:b/>
                 <w:sz w:val="20"/>
               </w:rPr>
-              <w:t xml:space="preserve"> </w:t>
-            </w:r>
-            <w:proofErr w:type="spellStart"/>
-            <w:r>
-              <w:rPr>
-                <w:b/>
-                <w:sz w:val="20"/>
-              </w:rPr>
-              <w:t>APIGateway</w:t>
-            </w:r>
-            <w:proofErr w:type="spellEnd"/>
-            <w:r>
-              <w:rPr>
-                <w:b/>
-                <w:sz w:val="20"/>
-              </w:rPr>
-              <w:t xml:space="preserve"> </w:t>
+              <w:t xml:space="preserve"> APIGateway </w:t>
             </w:r>
           </w:p>
           <w:p>
@@ -1328,7 +1211,6 @@
         </w:rPr>
         <w:t xml:space="preserve">Capgemini </w:t>
       </w:r>
-      <w:proofErr w:type="spellStart"/>
       <w:r>
         <w:rPr>
           <w:rFonts w:ascii="Roboto" w:hAnsi="Roboto"/>
@@ -1339,20 +1221,7 @@
           <w:szCs w:val="20"/>
           <w:shd w:val="clear" w:color="auto" w:fill="FFFFFF"/>
         </w:rPr>
-        <w:t>Capgemini</w:t>
-      </w:r>
-      <w:proofErr w:type="spellEnd"/>
-      <w:r>
-        <w:rPr>
-          <w:rFonts w:ascii="Roboto" w:hAnsi="Roboto"/>
-          <w:b/>
-          <w:bCs/>
-          <w:color w:val="111111"/>
-          <w:sz w:val="20"/>
-          <w:szCs w:val="20"/>
-          <w:shd w:val="clear" w:color="auto" w:fill="FFFFFF"/>
-        </w:rPr>
-        <w:t xml:space="preserve"> Technology Services India Limited</w:t>
+        <w:t>Capgemini Technology Services India Limited</w:t>
       </w:r>
       <w:r>
         <w:rPr>
@@ -1650,18 +1519,8 @@
         <w:rPr>
           <w:b/>
         </w:rPr>
-        <w:t xml:space="preserve">      </w:t>
-      </w:r>
-      <w:proofErr w:type="spellStart"/>
-      <w:proofErr w:type="gramStart"/>
-      <w:r>
-        <w:rPr>
-          <w:b/>
-        </w:rPr>
-        <w:t>B.tech</w:t>
-      </w:r>
-      <w:proofErr w:type="spellEnd"/>
-      <w:proofErr w:type="gramEnd"/>
+        <w:t xml:space="preserve">      B.tech</w:t>
+      </w:r>
       <w:r>
         <w:t xml:space="preserve"> in computer Science &amp; Engineering – VIET GB Nagar(UP) </w:t>
       </w:r>
@@ -1803,23 +1662,7 @@
           <w:b/>
           <w:sz w:val="20"/>
         </w:rPr>
-        <w:t xml:space="preserve">Company              </w:t>
-      </w:r>
-      <w:proofErr w:type="gramStart"/>
-      <w:r>
-        <w:rPr>
-          <w:b/>
-          <w:sz w:val="20"/>
-        </w:rPr>
-        <w:t xml:space="preserve">  :</w:t>
-      </w:r>
-      <w:proofErr w:type="gramEnd"/>
-      <w:r>
-        <w:rPr>
-          <w:b/>
-          <w:sz w:val="20"/>
-        </w:rPr>
-        <w:t xml:space="preserve"> </w:t>
+        <w:t xml:space="preserve">Company                : </w:t>
       </w:r>
       <w:r>
         <w:rPr>
@@ -1828,7 +1671,6 @@
         </w:rPr>
         <w:t xml:space="preserve">Capgemini </w:t>
       </w:r>
-      <w:proofErr w:type="spellStart"/>
       <w:r>
         <w:rPr>
           <w:rFonts w:ascii="Roboto" w:hAnsi="Roboto"/>
@@ -1839,20 +1681,7 @@
           <w:szCs w:val="20"/>
           <w:shd w:val="clear" w:color="auto" w:fill="FFFFFF"/>
         </w:rPr>
-        <w:t>Capgemini</w:t>
-      </w:r>
-      <w:proofErr w:type="spellEnd"/>
-      <w:r>
-        <w:rPr>
-          <w:rFonts w:ascii="Roboto" w:hAnsi="Roboto"/>
-          <w:b/>
-          <w:bCs/>
-          <w:color w:val="111111"/>
-          <w:sz w:val="20"/>
-          <w:szCs w:val="20"/>
-          <w:shd w:val="clear" w:color="auto" w:fill="FFFFFF"/>
-        </w:rPr>
-        <w:t xml:space="preserve"> Technology Services India Limited</w:t>
+        <w:t>Capgemini Technology Services India Limited</w:t>
       </w:r>
       <w:r>
         <w:rPr>
@@ -1873,35 +1702,13 @@
           <w:b/>
           <w:sz w:val="21"/>
         </w:rPr>
-        <w:t xml:space="preserve">Project Name    </w:t>
-      </w:r>
-      <w:proofErr w:type="gramStart"/>
-      <w:r>
-        <w:rPr>
-          <w:b/>
-          <w:sz w:val="21"/>
-        </w:rPr>
-        <w:t xml:space="preserve">  :</w:t>
-      </w:r>
-      <w:proofErr w:type="gramEnd"/>
-      <w:r>
-        <w:rPr>
-          <w:b/>
-          <w:sz w:val="21"/>
-        </w:rPr>
-        <w:t xml:space="preserve"> </w:t>
-      </w:r>
-      <w:r>
-        <w:rPr>
-          <w:b/>
-        </w:rPr>
-        <w:t xml:space="preserve"> </w:t>
-      </w:r>
-      <w:r>
-        <w:rPr>
-          <w:b/>
-        </w:rPr>
-        <w:t>MuleSoft To Java Migration</w:t>
+        <w:t xml:space="preserve">Project Name      : </w:t>
+      </w:r>
+      <w:r>
+        <w:rPr>
+          <w:b/>
+        </w:rPr>
+        <w:t xml:space="preserve"> MuleSoft To Java Migration</w:t>
       </w:r>
       <w:r>
         <w:rPr>
@@ -1929,17 +1736,8 @@
           <w:b/>
           <w:sz w:val="21"/>
         </w:rPr>
-        <w:t xml:space="preserve">Role                     </w:t>
-      </w:r>
-      <w:proofErr w:type="gramStart"/>
-      <w:r>
-        <w:rPr>
-          <w:b/>
-          <w:sz w:val="21"/>
-        </w:rPr>
-        <w:t xml:space="preserve">  :</w:t>
-      </w:r>
-      <w:proofErr w:type="gramEnd"/>
+        <w:t>Role                       :</w:t>
+      </w:r>
       <w:r>
         <w:rPr>
           <w:sz w:val="21"/>
@@ -2012,37 +1810,7 @@
           <w:b/>
           <w:sz w:val="21"/>
         </w:rPr>
-        <w:t xml:space="preserve">Client                  </w:t>
-      </w:r>
-      <w:proofErr w:type="gramStart"/>
-      <w:r>
-        <w:rPr>
-          <w:b/>
-          <w:sz w:val="21"/>
-        </w:rPr>
-        <w:t xml:space="preserve">  :</w:t>
-      </w:r>
-      <w:proofErr w:type="gramEnd"/>
-      <w:r>
-        <w:rPr>
-          <w:b/>
-          <w:sz w:val="21"/>
-        </w:rPr>
-        <w:t xml:space="preserve"> </w:t>
-      </w:r>
-      <w:r>
-        <w:rPr>
-          <w:b/>
-          <w:sz w:val="21"/>
-        </w:rPr>
-        <w:t>HSBC</w:t>
-      </w:r>
-      <w:r>
-        <w:rPr>
-          <w:b/>
-          <w:sz w:val="21"/>
-        </w:rPr>
-        <w:t xml:space="preserve"> </w:t>
+        <w:t xml:space="preserve">Client                    : HSBC </w:t>
       </w:r>
     </w:p>
     <w:p>
@@ -2056,51 +1824,7 @@
           <w:b/>
           <w:sz w:val="21"/>
         </w:rPr>
-        <w:t xml:space="preserve">Duration             </w:t>
-      </w:r>
-      <w:proofErr w:type="gramStart"/>
-      <w:r>
-        <w:rPr>
-          <w:b/>
-          <w:sz w:val="21"/>
-        </w:rPr>
-        <w:t xml:space="preserve">  :</w:t>
-      </w:r>
-      <w:proofErr w:type="gramEnd"/>
-      <w:r>
-        <w:rPr>
-          <w:b/>
-          <w:sz w:val="21"/>
-        </w:rPr>
-        <w:t xml:space="preserve">  </w:t>
-      </w:r>
-      <w:r>
-        <w:rPr>
-          <w:b/>
-          <w:sz w:val="21"/>
-        </w:rPr>
-        <w:t>August</w:t>
-      </w:r>
-      <w:r>
-        <w:rPr>
-          <w:b/>
-          <w:sz w:val="21"/>
-        </w:rPr>
-        <w:t xml:space="preserve"> 202</w:t>
-      </w:r>
-      <w:r>
-        <w:rPr>
-          <w:b/>
-          <w:sz w:val="21"/>
-        </w:rPr>
-        <w:t>3</w:t>
-      </w:r>
-      <w:r>
-        <w:rPr>
-          <w:b/>
-          <w:sz w:val="21"/>
-        </w:rPr>
-        <w:t xml:space="preserve"> to till now </w:t>
+        <w:t xml:space="preserve">Duration               :  August 2023 to till now </w:t>
       </w:r>
     </w:p>
     <w:p>
@@ -2127,146 +1851,16 @@
         <w:rPr>
           <w:b/>
         </w:rPr>
-        <w:t xml:space="preserve">Technical </w:t>
-      </w:r>
-      <w:proofErr w:type="gramStart"/>
-      <w:r>
-        <w:rPr>
-          <w:b/>
-        </w:rPr>
-        <w:t>Skills  :</w:t>
-      </w:r>
-      <w:proofErr w:type="gramEnd"/>
-      <w:r>
-        <w:t xml:space="preserve"> </w:t>
-      </w:r>
-      <w:r>
-        <w:rPr>
-          <w:b/>
-        </w:rPr>
-        <w:t>Java , Spring Boot,</w:t>
-      </w:r>
-      <w:r>
-        <w:rPr>
-          <w:b/>
-        </w:rPr>
-        <w:t xml:space="preserve"> </w:t>
-      </w:r>
-      <w:proofErr w:type="spellStart"/>
-      <w:r>
-        <w:rPr>
-          <w:b/>
-        </w:rPr>
-        <w:t>RestAPI,</w:t>
-      </w:r>
-      <w:r>
-        <w:rPr>
-          <w:b/>
-        </w:rPr>
-        <w:t>Soap</w:t>
-      </w:r>
-      <w:proofErr w:type="spellEnd"/>
-      <w:r>
-        <w:rPr>
-          <w:b/>
-        </w:rPr>
-        <w:t xml:space="preserve"> API,</w:t>
-      </w:r>
-      <w:r>
-        <w:rPr>
-          <w:b/>
-        </w:rPr>
-        <w:t xml:space="preserve"> Microservices,</w:t>
-      </w:r>
-      <w:r>
-        <w:rPr>
-          <w:b/>
-        </w:rPr>
-        <w:t xml:space="preserve"> IBM MQ,</w:t>
-      </w:r>
-      <w:r>
-        <w:rPr>
-          <w:b/>
-        </w:rPr>
-        <w:t xml:space="preserve"> </w:t>
-      </w:r>
-      <w:r>
-        <w:rPr>
-          <w:b/>
-        </w:rPr>
-        <w:t xml:space="preserve">Oracle my </w:t>
-      </w:r>
-      <w:proofErr w:type="spellStart"/>
-      <w:r>
-        <w:rPr>
-          <w:b/>
-        </w:rPr>
-        <w:t>sql</w:t>
-      </w:r>
-      <w:proofErr w:type="spellEnd"/>
-      <w:r>
-        <w:rPr>
-          <w:b/>
-        </w:rPr>
-        <w:t xml:space="preserve"> developer</w:t>
-      </w:r>
-      <w:r>
-        <w:rPr>
-          <w:b/>
-        </w:rPr>
-        <w:t xml:space="preserve">, </w:t>
-      </w:r>
-      <w:proofErr w:type="spellStart"/>
-      <w:r>
-        <w:rPr>
-          <w:b/>
-        </w:rPr>
-        <w:t>Git</w:t>
-      </w:r>
-      <w:r>
-        <w:rPr>
-          <w:b/>
-        </w:rPr>
-        <w:t>Hub</w:t>
-      </w:r>
-      <w:r>
-        <w:rPr>
-          <w:b/>
-        </w:rPr>
-        <w:t>,</w:t>
-      </w:r>
-      <w:r>
-        <w:rPr>
-          <w:b/>
-        </w:rPr>
-        <w:t>Maven</w:t>
-      </w:r>
-      <w:proofErr w:type="spellEnd"/>
-      <w:r>
-        <w:rPr>
-          <w:b/>
-        </w:rPr>
-        <w:t>, Docker, Kubernetes</w:t>
-      </w:r>
-      <w:r>
-        <w:rPr>
-          <w:b/>
-        </w:rPr>
-        <w:t xml:space="preserve">, and </w:t>
-      </w:r>
-      <w:proofErr w:type="spellStart"/>
-      <w:r>
-        <w:rPr>
-          <w:b/>
-        </w:rPr>
-        <w:t>Devops</w:t>
-      </w:r>
-      <w:proofErr w:type="spellEnd"/>
-      <w:r>
-        <w:rPr>
-          <w:b/>
-        </w:rPr>
-        <w:t>(CICD HAP pipeline).</w:t>
+        <w:t>Technical Skills  :</w:t>
+      </w:r>
+      <w:r>
+        <w:t xml:space="preserve"> </w:t>
+      </w:r>
+      <w:r>
+        <w:rPr>
+          <w:b/>
+        </w:rPr>
+        <w:t>Java , Spring Boot, RestAPI,Soap API, Microservices, IBM MQ, Oracle my sql developer, GitHub,Maven, Docker, Kubernetes, and Devops(CICD HAP pipeline).</w:t>
       </w:r>
     </w:p>
     <w:p>
@@ -2287,21 +1881,12 @@
       <w:pPr>
         <w:ind w:left="10"/>
       </w:pPr>
-      <w:proofErr w:type="gramStart"/>
-      <w:r>
-        <w:rPr>
-          <w:b/>
-          <w:sz w:val="21"/>
-        </w:rPr>
-        <w:t>Description :</w:t>
-      </w:r>
-      <w:proofErr w:type="gramEnd"/>
-      <w:r>
-        <w:rPr>
-          <w:b/>
-          <w:sz w:val="21"/>
-        </w:rPr>
-        <w:t xml:space="preserve"> </w:t>
+      <w:r>
+        <w:rPr>
+          <w:b/>
+          <w:sz w:val="21"/>
+        </w:rPr>
+        <w:t xml:space="preserve">Description : </w:t>
       </w:r>
       <w:r>
         <w:rPr>
@@ -2317,43 +1902,7 @@
         <w:t xml:space="preserve"> </w:t>
       </w:r>
       <w:r>
-        <w:t xml:space="preserve">is a </w:t>
-      </w:r>
-      <w:r>
-        <w:t xml:space="preserve">migration  project where are migrating all core concept/ functionality from </w:t>
-      </w:r>
-      <w:proofErr w:type="spellStart"/>
-      <w:r>
-        <w:t>mulesoft</w:t>
-      </w:r>
-      <w:proofErr w:type="spellEnd"/>
-      <w:r>
-        <w:t xml:space="preserve"> to </w:t>
-      </w:r>
-      <w:proofErr w:type="spellStart"/>
-      <w:r>
-        <w:t>springBoot</w:t>
-      </w:r>
-      <w:proofErr w:type="spellEnd"/>
-      <w:r>
-        <w:t xml:space="preserve"> </w:t>
-      </w:r>
-      <w:proofErr w:type="spellStart"/>
-      <w:r>
-        <w:t>restApi</w:t>
-      </w:r>
-      <w:proofErr w:type="spellEnd"/>
-      <w:r>
-        <w:t>/Soap API</w:t>
-      </w:r>
-      <w:r>
-        <w:t xml:space="preserve"> a</w:t>
-      </w:r>
-      <w:r>
-        <w:t>pplication</w:t>
-      </w:r>
-      <w:r>
-        <w:t>.</w:t>
+        <w:t>is a migration  project where are migrating all core concept/ functionality from mulesoft to springBoot restApi/Soap API application.</w:t>
       </w:r>
     </w:p>
     <w:p>
@@ -2396,18 +1945,7 @@
         <w:ind w:hanging="360"/>
       </w:pPr>
       <w:r>
-        <w:t xml:space="preserve">Worked as backend developer for </w:t>
-      </w:r>
-      <w:proofErr w:type="spellStart"/>
-      <w:r>
-        <w:t>restAPI</w:t>
-      </w:r>
-      <w:proofErr w:type="spellEnd"/>
-      <w:r>
-        <w:t>/Soap API</w:t>
-      </w:r>
-      <w:r>
-        <w:t xml:space="preserve"> and microservices. </w:t>
+        <w:t xml:space="preserve">Worked as backend developer for restAPI/Soap API and microservices. </w:t>
       </w:r>
     </w:p>
     <w:p>
@@ -2429,31 +1967,7 @@
         <w:t xml:space="preserve">APIs </w:t>
       </w:r>
       <w:r>
-        <w:t xml:space="preserve">on the basis of MuleSoft </w:t>
-      </w:r>
-      <w:proofErr w:type="gramStart"/>
-      <w:r>
-        <w:t>API  and</w:t>
-      </w:r>
-      <w:proofErr w:type="gramEnd"/>
-      <w:r>
-        <w:t xml:space="preserve"> </w:t>
-      </w:r>
-      <w:proofErr w:type="spellStart"/>
-      <w:r>
-        <w:t>dealed</w:t>
-      </w:r>
-      <w:proofErr w:type="spellEnd"/>
-      <w:r>
-        <w:t xml:space="preserve"> with XML/</w:t>
-      </w:r>
-      <w:proofErr w:type="spellStart"/>
-      <w:r>
-        <w:t>json’s</w:t>
-      </w:r>
-      <w:proofErr w:type="spellEnd"/>
-      <w:r>
-        <w:t xml:space="preserve"> </w:t>
+        <w:t xml:space="preserve">on the basis of MuleSoft API  and dealed with XML/json’s </w:t>
       </w:r>
       <w:r>
         <w:t xml:space="preserve"> complex  Request and Response formats and standardized as per user story. </w:t>
@@ -2468,23 +1982,7 @@
         <w:ind w:hanging="360"/>
       </w:pPr>
       <w:r>
-        <w:t xml:space="preserve">Doing Proof of </w:t>
-      </w:r>
-      <w:proofErr w:type="gramStart"/>
-      <w:r>
-        <w:t>concept(</w:t>
-      </w:r>
-      <w:proofErr w:type="gramEnd"/>
-      <w:r>
-        <w:t xml:space="preserve">POC) if new concept are required to </w:t>
-      </w:r>
-      <w:proofErr w:type="spellStart"/>
-      <w:r>
-        <w:t>inplement</w:t>
-      </w:r>
-      <w:proofErr w:type="spellEnd"/>
-      <w:r>
-        <w:t xml:space="preserve"> in project. </w:t>
+        <w:t xml:space="preserve">Doing Proof of concept(POC) if new concept are required to inplement in project. </w:t>
       </w:r>
     </w:p>
     <w:p>
@@ -2499,15 +1997,7 @@
         <w:t xml:space="preserve">Worked on the </w:t>
       </w:r>
       <w:r>
-        <w:t xml:space="preserve">Sonar, Sona type, </w:t>
-      </w:r>
-      <w:proofErr w:type="spellStart"/>
-      <w:r>
-        <w:t>cyberflow</w:t>
-      </w:r>
-      <w:proofErr w:type="spellEnd"/>
-      <w:r>
-        <w:t>/checkmarks</w:t>
+        <w:t>Sonar, Sona type, cyberflow/checkmarks</w:t>
       </w:r>
       <w:r>
         <w:t xml:space="preserve"> and verifying the code in the term of performance.  </w:t>
@@ -2590,23 +2080,7 @@
           <w:b/>
           <w:sz w:val="20"/>
         </w:rPr>
-        <w:t xml:space="preserve">Company              </w:t>
-      </w:r>
-      <w:proofErr w:type="gramStart"/>
-      <w:r>
-        <w:rPr>
-          <w:b/>
-          <w:sz w:val="20"/>
-        </w:rPr>
-        <w:t xml:space="preserve">  :</w:t>
-      </w:r>
-      <w:proofErr w:type="gramEnd"/>
-      <w:r>
-        <w:rPr>
-          <w:b/>
-          <w:sz w:val="20"/>
-        </w:rPr>
-        <w:t xml:space="preserve"> </w:t>
+        <w:t xml:space="preserve">Company                : </w:t>
       </w:r>
       <w:r>
         <w:rPr>
@@ -2627,23 +2101,7 @@
           <w:b/>
           <w:sz w:val="21"/>
         </w:rPr>
-        <w:t xml:space="preserve">Project Name    </w:t>
-      </w:r>
-      <w:proofErr w:type="gramStart"/>
-      <w:r>
-        <w:rPr>
-          <w:b/>
-          <w:sz w:val="21"/>
-        </w:rPr>
-        <w:t xml:space="preserve">  :</w:t>
-      </w:r>
-      <w:proofErr w:type="gramEnd"/>
-      <w:r>
-        <w:rPr>
-          <w:b/>
-          <w:sz w:val="21"/>
-        </w:rPr>
-        <w:t xml:space="preserve"> </w:t>
+        <w:t xml:space="preserve">Project Name      : </w:t>
       </w:r>
       <w:r>
         <w:rPr>
@@ -2677,17 +2135,8 @@
           <w:b/>
           <w:sz w:val="21"/>
         </w:rPr>
-        <w:t xml:space="preserve">Role                     </w:t>
-      </w:r>
-      <w:proofErr w:type="gramStart"/>
-      <w:r>
-        <w:rPr>
-          <w:b/>
-          <w:sz w:val="21"/>
-        </w:rPr>
-        <w:t xml:space="preserve">  :</w:t>
-      </w:r>
-      <w:proofErr w:type="gramEnd"/>
+        <w:t>Role                       :</w:t>
+      </w:r>
       <w:r>
         <w:rPr>
           <w:sz w:val="21"/>
@@ -2760,23 +2209,7 @@
           <w:b/>
           <w:sz w:val="21"/>
         </w:rPr>
-        <w:t xml:space="preserve">Client                  </w:t>
-      </w:r>
-      <w:proofErr w:type="gramStart"/>
-      <w:r>
-        <w:rPr>
-          <w:b/>
-          <w:sz w:val="21"/>
-        </w:rPr>
-        <w:t xml:space="preserve">  :</w:t>
-      </w:r>
-      <w:proofErr w:type="gramEnd"/>
-      <w:r>
-        <w:rPr>
-          <w:b/>
-          <w:sz w:val="21"/>
-        </w:rPr>
-        <w:t xml:space="preserve"> EWS </w:t>
+        <w:t xml:space="preserve">Client                    : EWS </w:t>
       </w:r>
     </w:p>
     <w:p>
@@ -2790,23 +2223,7 @@
           <w:b/>
           <w:sz w:val="21"/>
         </w:rPr>
-        <w:t xml:space="preserve">Duration             </w:t>
-      </w:r>
-      <w:proofErr w:type="gramStart"/>
-      <w:r>
-        <w:rPr>
-          <w:b/>
-          <w:sz w:val="21"/>
-        </w:rPr>
-        <w:t xml:space="preserve">  :</w:t>
-      </w:r>
-      <w:proofErr w:type="gramEnd"/>
-      <w:r>
-        <w:rPr>
-          <w:b/>
-          <w:sz w:val="21"/>
-        </w:rPr>
-        <w:t xml:space="preserve">  Nov 2022 to till now </w:t>
+        <w:t xml:space="preserve">Duration               :  Nov 2022 to till now </w:t>
       </w:r>
     </w:p>
     <w:p>
@@ -2833,52 +2250,16 @@
         <w:rPr>
           <w:b/>
         </w:rPr>
-        <w:t xml:space="preserve">Technical </w:t>
-      </w:r>
-      <w:proofErr w:type="gramStart"/>
-      <w:r>
-        <w:rPr>
-          <w:b/>
-        </w:rPr>
-        <w:t>Skills  :</w:t>
-      </w:r>
-      <w:proofErr w:type="gramEnd"/>
-      <w:r>
-        <w:t xml:space="preserve"> </w:t>
-      </w:r>
-      <w:r>
-        <w:rPr>
-          <w:b/>
-        </w:rPr>
-        <w:t xml:space="preserve">Java , Spring </w:t>
-      </w:r>
-      <w:proofErr w:type="spellStart"/>
-      <w:r>
-        <w:rPr>
-          <w:b/>
-        </w:rPr>
-        <w:t>Boot,RestAPI</w:t>
-      </w:r>
-      <w:proofErr w:type="spellEnd"/>
-      <w:r>
-        <w:rPr>
-          <w:b/>
-        </w:rPr>
-        <w:t xml:space="preserve">, Microservices, AWS Cloud(Kinesis only), HBase, </w:t>
-      </w:r>
-      <w:proofErr w:type="spellStart"/>
-      <w:r>
-        <w:rPr>
-          <w:b/>
-        </w:rPr>
-        <w:t>Gitlab,Gradle</w:t>
-      </w:r>
-      <w:proofErr w:type="spellEnd"/>
-      <w:r>
-        <w:rPr>
-          <w:b/>
-        </w:rPr>
-        <w:t xml:space="preserve">, Docker, and Kubernetes. </w:t>
+        <w:t>Technical Skills  :</w:t>
+      </w:r>
+      <w:r>
+        <w:t xml:space="preserve"> </w:t>
+      </w:r>
+      <w:r>
+        <w:rPr>
+          <w:b/>
+        </w:rPr>
+        <w:t xml:space="preserve">Java , Spring Boot,RestAPI, Microservices, AWS Cloud(Kinesis only), HBase, Gitlab,Gradle, Docker, and Kubernetes. </w:t>
       </w:r>
     </w:p>
     <w:p>
@@ -2900,21 +2281,12 @@
       <w:pPr>
         <w:ind w:left="10"/>
       </w:pPr>
-      <w:proofErr w:type="gramStart"/>
-      <w:r>
-        <w:rPr>
-          <w:b/>
-          <w:sz w:val="21"/>
-        </w:rPr>
-        <w:t>Description :</w:t>
-      </w:r>
-      <w:proofErr w:type="gramEnd"/>
-      <w:r>
-        <w:rPr>
-          <w:b/>
-          <w:sz w:val="21"/>
-        </w:rPr>
-        <w:t xml:space="preserve"> </w:t>
+      <w:r>
+        <w:rPr>
+          <w:b/>
+          <w:sz w:val="21"/>
+        </w:rPr>
+        <w:t xml:space="preserve">Description : </w:t>
       </w:r>
       <w:r>
         <w:rPr>
@@ -2923,55 +2295,7 @@
         <w:t xml:space="preserve">Fraud Reduction </w:t>
       </w:r>
       <w:r>
-        <w:t xml:space="preserve">is a </w:t>
-      </w:r>
-      <w:proofErr w:type="spellStart"/>
-      <w:r>
-        <w:t>springBoot</w:t>
-      </w:r>
-      <w:proofErr w:type="spellEnd"/>
-      <w:r>
-        <w:t xml:space="preserve"> </w:t>
-      </w:r>
-      <w:proofErr w:type="spellStart"/>
-      <w:r>
-        <w:t>restApi</w:t>
-      </w:r>
-      <w:proofErr w:type="spellEnd"/>
-      <w:r>
-        <w:t xml:space="preserve"> application for detection the frauds and provide its solution instantly. It is </w:t>
-      </w:r>
-      <w:proofErr w:type="spellStart"/>
-      <w:r>
-        <w:t>springBoot</w:t>
-      </w:r>
-      <w:proofErr w:type="spellEnd"/>
-      <w:r>
-        <w:t xml:space="preserve"> </w:t>
-      </w:r>
-      <w:proofErr w:type="spellStart"/>
-      <w:r>
-        <w:t>restApi</w:t>
-      </w:r>
-      <w:proofErr w:type="spellEnd"/>
-      <w:r>
-        <w:t xml:space="preserve"> and </w:t>
-      </w:r>
-      <w:proofErr w:type="gramStart"/>
-      <w:r>
-        <w:t>microservices  applications</w:t>
-      </w:r>
-      <w:proofErr w:type="gramEnd"/>
-      <w:r>
-        <w:t xml:space="preserve"> to take action the online and </w:t>
-      </w:r>
-      <w:proofErr w:type="spellStart"/>
-      <w:r>
-        <w:t>realtime</w:t>
-      </w:r>
-      <w:proofErr w:type="spellEnd"/>
-      <w:r>
-        <w:t xml:space="preserve"> fraud.</w:t>
+        <w:t>is a springBoot restApi application for detection the frauds and provide its solution instantly. It is springBoot restApi and microservices  applications to take action the online and realtime fraud.</w:t>
       </w:r>
       <w:r>
         <w:rPr>
@@ -3021,15 +2345,7 @@
         <w:ind w:hanging="360"/>
       </w:pPr>
       <w:r>
-        <w:t xml:space="preserve">Worked as backend developer for </w:t>
-      </w:r>
-      <w:proofErr w:type="spellStart"/>
-      <w:r>
-        <w:t>restAPI</w:t>
-      </w:r>
-      <w:proofErr w:type="spellEnd"/>
-      <w:r>
-        <w:t xml:space="preserve"> and microservices. </w:t>
+        <w:t xml:space="preserve">Worked as backend developer for restAPI and microservices. </w:t>
       </w:r>
     </w:p>
     <w:p>
@@ -3046,23 +2362,7 @@
           <w:rFonts w:ascii="Verdana" w:eastAsia="Verdana" w:hAnsi="Verdana" w:cs="Verdana"/>
           <w:sz w:val="18"/>
         </w:rPr>
-        <w:t xml:space="preserve">Developed and Delivered Spring Boot based application for transferring data from applications to </w:t>
-      </w:r>
-      <w:proofErr w:type="spellStart"/>
-      <w:r>
-        <w:rPr>
-          <w:rFonts w:ascii="Verdana" w:eastAsia="Verdana" w:hAnsi="Verdana" w:cs="Verdana"/>
-          <w:sz w:val="18"/>
-        </w:rPr>
-        <w:t>Hbase</w:t>
-      </w:r>
-      <w:proofErr w:type="spellEnd"/>
-      <w:r>
-        <w:rPr>
-          <w:rFonts w:ascii="Verdana" w:eastAsia="Verdana" w:hAnsi="Verdana" w:cs="Verdana"/>
-          <w:sz w:val="18"/>
-        </w:rPr>
-        <w:t xml:space="preserve"> DB using AWS kinesis</w:t>
+        <w:t>Developed and Delivered Spring Boot based application for transferring data from applications to Hbase DB using AWS kinesis</w:t>
       </w:r>
       <w:r>
         <w:t xml:space="preserve">. </w:t>
@@ -3090,23 +2390,7 @@
         <w:ind w:hanging="360"/>
       </w:pPr>
       <w:r>
-        <w:t xml:space="preserve">Doing Proof of </w:t>
-      </w:r>
-      <w:proofErr w:type="gramStart"/>
-      <w:r>
-        <w:t>concept(</w:t>
-      </w:r>
-      <w:proofErr w:type="gramEnd"/>
-      <w:r>
-        <w:t xml:space="preserve">POC) if new concept are required to </w:t>
-      </w:r>
-      <w:proofErr w:type="spellStart"/>
-      <w:r>
-        <w:t>inplement</w:t>
-      </w:r>
-      <w:proofErr w:type="spellEnd"/>
-      <w:r>
-        <w:t xml:space="preserve"> in project. </w:t>
+        <w:t xml:space="preserve">Doing Proof of concept(POC) if new concept are required to inplement in project. </w:t>
       </w:r>
     </w:p>
     <w:p>
@@ -3118,15 +2402,7 @@
         <w:ind w:hanging="360"/>
       </w:pPr>
       <w:r>
-        <w:t xml:space="preserve">Worked on the Pen </w:t>
-      </w:r>
-      <w:proofErr w:type="gramStart"/>
-      <w:r>
-        <w:t>testing  and</w:t>
-      </w:r>
-      <w:proofErr w:type="gramEnd"/>
-      <w:r>
-        <w:t xml:space="preserve"> verifying the code in the term of performance.  </w:t>
+        <w:t xml:space="preserve">Worked on the Pen testing  and verifying the code in the term of performance.  </w:t>
       </w:r>
     </w:p>
     <w:p>
@@ -3138,15 +2414,7 @@
         <w:ind w:hanging="360"/>
       </w:pPr>
       <w:r>
-        <w:t xml:space="preserve">Checking </w:t>
-      </w:r>
-      <w:proofErr w:type="gramStart"/>
-      <w:r>
-        <w:t>the  validation</w:t>
-      </w:r>
-      <w:proofErr w:type="gramEnd"/>
-      <w:r>
-        <w:t xml:space="preserve"> and implementing global exception handling. </w:t>
+        <w:t xml:space="preserve">Checking the  validation and implementing global exception handling. </w:t>
       </w:r>
     </w:p>
     <w:p>
@@ -3195,15 +2463,7 @@
         <w:ind w:left="-5"/>
       </w:pPr>
       <w:r>
-        <w:t xml:space="preserve">Company              </w:t>
-      </w:r>
-      <w:proofErr w:type="gramStart"/>
-      <w:r>
-        <w:t xml:space="preserve">  :</w:t>
-      </w:r>
-      <w:proofErr w:type="gramEnd"/>
-      <w:r>
-        <w:t xml:space="preserve"> </w:t>
+        <w:t xml:space="preserve">Company                : </w:t>
       </w:r>
       <w:r>
         <w:rPr>
@@ -3223,43 +2483,13 @@
           <w:b/>
           <w:sz w:val="21"/>
         </w:rPr>
-        <w:t xml:space="preserve">Project Name    </w:t>
-      </w:r>
-      <w:proofErr w:type="gramStart"/>
-      <w:r>
-        <w:rPr>
-          <w:b/>
-          <w:sz w:val="21"/>
-        </w:rPr>
-        <w:t xml:space="preserve">  :</w:t>
-      </w:r>
-      <w:proofErr w:type="gramEnd"/>
-      <w:r>
-        <w:rPr>
-          <w:b/>
-          <w:sz w:val="21"/>
-        </w:rPr>
-        <w:t xml:space="preserve"> </w:t>
-      </w:r>
-      <w:r>
-        <w:rPr>
-          <w:b/>
-        </w:rPr>
-        <w:t xml:space="preserve"> </w:t>
-      </w:r>
-      <w:proofErr w:type="spellStart"/>
-      <w:r>
-        <w:rPr>
-          <w:b/>
-        </w:rPr>
-        <w:t>Zelle</w:t>
-      </w:r>
-      <w:proofErr w:type="spellEnd"/>
-      <w:r>
-        <w:rPr>
-          <w:b/>
-        </w:rPr>
-        <w:t xml:space="preserve"> Fraud Fighter </w:t>
+        <w:t xml:space="preserve">Project Name      : </w:t>
+      </w:r>
+      <w:r>
+        <w:rPr>
+          <w:b/>
+        </w:rPr>
+        <w:t xml:space="preserve"> Zelle Fraud Fighter </w:t>
       </w:r>
     </w:p>
     <w:p>
@@ -3280,17 +2510,8 @@
           <w:b/>
           <w:sz w:val="21"/>
         </w:rPr>
-        <w:t xml:space="preserve">Role                     </w:t>
-      </w:r>
-      <w:proofErr w:type="gramStart"/>
-      <w:r>
-        <w:rPr>
-          <w:b/>
-          <w:sz w:val="21"/>
-        </w:rPr>
-        <w:t xml:space="preserve">  :</w:t>
-      </w:r>
-      <w:proofErr w:type="gramEnd"/>
+        <w:t>Role                       :</w:t>
+      </w:r>
       <w:r>
         <w:rPr>
           <w:sz w:val="21"/>
@@ -3363,23 +2584,7 @@
           <w:b/>
           <w:sz w:val="21"/>
         </w:rPr>
-        <w:t xml:space="preserve">Client                  </w:t>
-      </w:r>
-      <w:proofErr w:type="gramStart"/>
-      <w:r>
-        <w:rPr>
-          <w:b/>
-          <w:sz w:val="21"/>
-        </w:rPr>
-        <w:t xml:space="preserve">  :</w:t>
-      </w:r>
-      <w:proofErr w:type="gramEnd"/>
-      <w:r>
-        <w:rPr>
-          <w:b/>
-          <w:sz w:val="21"/>
-        </w:rPr>
-        <w:t xml:space="preserve"> EWS </w:t>
+        <w:t xml:space="preserve">Client                    : EWS </w:t>
       </w:r>
     </w:p>
     <w:p>
@@ -3393,23 +2598,7 @@
           <w:b/>
           <w:sz w:val="21"/>
         </w:rPr>
-        <w:t xml:space="preserve">Duration             </w:t>
-      </w:r>
-      <w:proofErr w:type="gramStart"/>
-      <w:r>
-        <w:rPr>
-          <w:b/>
-          <w:sz w:val="21"/>
-        </w:rPr>
-        <w:t xml:space="preserve">  :</w:t>
-      </w:r>
-      <w:proofErr w:type="gramEnd"/>
-      <w:r>
-        <w:rPr>
-          <w:b/>
-          <w:sz w:val="21"/>
-        </w:rPr>
-        <w:t xml:space="preserve">  Aug 2022 to Nov 2022                              </w:t>
+        <w:t xml:space="preserve">Duration               :  Aug 2022 to Nov 2022                              </w:t>
       </w:r>
     </w:p>
     <w:p>
@@ -3422,52 +2611,16 @@
         <w:rPr>
           <w:b/>
         </w:rPr>
-        <w:t xml:space="preserve">Technical </w:t>
-      </w:r>
-      <w:proofErr w:type="gramStart"/>
-      <w:r>
-        <w:rPr>
-          <w:b/>
-        </w:rPr>
-        <w:t>Skills  :</w:t>
-      </w:r>
-      <w:proofErr w:type="gramEnd"/>
-      <w:r>
-        <w:t xml:space="preserve"> </w:t>
-      </w:r>
-      <w:r>
-        <w:rPr>
-          <w:b/>
-        </w:rPr>
-        <w:t xml:space="preserve">Java, Spring </w:t>
-      </w:r>
-      <w:proofErr w:type="spellStart"/>
-      <w:r>
-        <w:rPr>
-          <w:b/>
-        </w:rPr>
-        <w:t>Boot,RestAPI,Microservices</w:t>
-      </w:r>
-      <w:proofErr w:type="spellEnd"/>
-      <w:r>
-        <w:rPr>
-          <w:b/>
-        </w:rPr>
-        <w:t xml:space="preserve">, AWS Cloud(Kinesis only), HBase, </w:t>
-      </w:r>
-      <w:proofErr w:type="spellStart"/>
-      <w:r>
-        <w:rPr>
-          <w:b/>
-        </w:rPr>
-        <w:t>Gitlab,Maven</w:t>
-      </w:r>
-      <w:proofErr w:type="spellEnd"/>
-      <w:r>
-        <w:rPr>
-          <w:b/>
-        </w:rPr>
-        <w:t xml:space="preserve">, Docker, and Kubernetes. </w:t>
+        <w:t>Technical Skills  :</w:t>
+      </w:r>
+      <w:r>
+        <w:t xml:space="preserve"> </w:t>
+      </w:r>
+      <w:r>
+        <w:rPr>
+          <w:b/>
+        </w:rPr>
+        <w:t xml:space="preserve">Java, Spring Boot,RestAPI,Microservices, AWS Cloud(Kinesis only), HBase, Gitlab,Maven, Docker, and Kubernetes. </w:t>
       </w:r>
     </w:p>
     <w:p>
@@ -3487,77 +2640,15 @@
       <w:pPr>
         <w:ind w:left="10"/>
       </w:pPr>
-      <w:proofErr w:type="gramStart"/>
-      <w:r>
-        <w:rPr>
-          <w:b/>
-          <w:sz w:val="21"/>
-        </w:rPr>
-        <w:t>Description :</w:t>
-      </w:r>
-      <w:proofErr w:type="gramEnd"/>
-      <w:r>
-        <w:rPr>
-          <w:b/>
-          <w:sz w:val="21"/>
-        </w:rPr>
-        <w:t xml:space="preserve"> </w:t>
-      </w:r>
-      <w:proofErr w:type="spellStart"/>
-      <w:r>
-        <w:t>Zelle</w:t>
-      </w:r>
-      <w:proofErr w:type="spellEnd"/>
-      <w:r>
-        <w:t xml:space="preserve"> Fraud Fighter is a </w:t>
-      </w:r>
-      <w:proofErr w:type="spellStart"/>
-      <w:r>
-        <w:t>restApi</w:t>
-      </w:r>
-      <w:proofErr w:type="spellEnd"/>
-      <w:r>
-        <w:t xml:space="preserve"> application for payment systems for </w:t>
-      </w:r>
-      <w:proofErr w:type="spellStart"/>
-      <w:r>
-        <w:t>Earlywarning</w:t>
-      </w:r>
-      <w:proofErr w:type="spellEnd"/>
-      <w:r>
-        <w:t xml:space="preserve"> which detect the real time fraud and provides its logs. It is </w:t>
-      </w:r>
-      <w:proofErr w:type="spellStart"/>
-      <w:r>
-        <w:t>springBoot</w:t>
-      </w:r>
-      <w:proofErr w:type="spellEnd"/>
-      <w:r>
-        <w:t xml:space="preserve"> </w:t>
-      </w:r>
-      <w:proofErr w:type="spellStart"/>
-      <w:r>
-        <w:t>restApi</w:t>
-      </w:r>
-      <w:proofErr w:type="spellEnd"/>
-      <w:r>
-        <w:t xml:space="preserve"> applications to prevent the online and </w:t>
-      </w:r>
-      <w:proofErr w:type="spellStart"/>
-      <w:r>
-        <w:t>realtime</w:t>
-      </w:r>
-      <w:proofErr w:type="spellEnd"/>
-      <w:r>
-        <w:t xml:space="preserve"> fraud </w:t>
-      </w:r>
-      <w:proofErr w:type="gramStart"/>
-      <w:r>
-        <w:t>and also</w:t>
-      </w:r>
-      <w:proofErr w:type="gramEnd"/>
-      <w:r>
-        <w:t xml:space="preserve"> send its log for its evaluations the attacks.</w:t>
+      <w:r>
+        <w:rPr>
+          <w:b/>
+          <w:sz w:val="21"/>
+        </w:rPr>
+        <w:t xml:space="preserve">Description : </w:t>
+      </w:r>
+      <w:r>
+        <w:t>Zelle Fraud Fighter is a restApi application for payment systems for Earlywarning which detect the real time fraud and provides its logs. It is springBoot restApi applications to prevent the online and realtime fraud and also send its log for its evaluations the attacks.</w:t>
       </w:r>
       <w:r>
         <w:rPr>
@@ -3721,15 +2812,7 @@
         <w:ind w:hanging="360"/>
       </w:pPr>
       <w:r>
-        <w:t xml:space="preserve">Worked as backend developer for </w:t>
-      </w:r>
-      <w:proofErr w:type="spellStart"/>
-      <w:r>
-        <w:t>RestAPI</w:t>
-      </w:r>
-      <w:proofErr w:type="spellEnd"/>
-      <w:r>
-        <w:t xml:space="preserve"> and Microservices. </w:t>
+        <w:t xml:space="preserve">Worked as backend developer for RestAPI and Microservices. </w:t>
       </w:r>
     </w:p>
     <w:p>
@@ -3741,28 +2824,7 @@
         <w:ind w:hanging="360"/>
       </w:pPr>
       <w:r>
-        <w:t xml:space="preserve">Worked on integration of </w:t>
-      </w:r>
-      <w:proofErr w:type="gramStart"/>
-      <w:r>
-        <w:t xml:space="preserve">the  </w:t>
-      </w:r>
-      <w:proofErr w:type="spellStart"/>
-      <w:r>
-        <w:t>SpringBoot</w:t>
-      </w:r>
-      <w:proofErr w:type="spellEnd"/>
-      <w:proofErr w:type="gramEnd"/>
-      <w:r>
-        <w:t xml:space="preserve"> </w:t>
-      </w:r>
-      <w:proofErr w:type="spellStart"/>
-      <w:r>
-        <w:t>RestApi</w:t>
-      </w:r>
-      <w:proofErr w:type="spellEnd"/>
-      <w:r>
-        <w:t xml:space="preserve"> modules. </w:t>
+        <w:t xml:space="preserve">Worked on integration of the  SpringBoot RestApi modules. </w:t>
       </w:r>
     </w:p>
     <w:p>
@@ -3774,31 +2836,7 @@
         <w:ind w:hanging="360"/>
       </w:pPr>
       <w:r>
-        <w:t xml:space="preserve">Worked on </w:t>
-      </w:r>
-      <w:proofErr w:type="spellStart"/>
-      <w:r>
-        <w:t>restAPI</w:t>
-      </w:r>
-      <w:proofErr w:type="spellEnd"/>
-      <w:r>
-        <w:t xml:space="preserve"> using </w:t>
-      </w:r>
-      <w:proofErr w:type="spellStart"/>
-      <w:r>
-        <w:t>springBoot</w:t>
-      </w:r>
-      <w:proofErr w:type="spellEnd"/>
-      <w:r>
-        <w:t xml:space="preserve"> as per the user story in </w:t>
-      </w:r>
-      <w:proofErr w:type="gramStart"/>
-      <w:r>
-        <w:t>the every</w:t>
-      </w:r>
-      <w:proofErr w:type="gramEnd"/>
-      <w:r>
-        <w:t xml:space="preserve"> sprint. </w:t>
+        <w:t xml:space="preserve">Worked on restAPI using springBoot as per the user story in the every sprint. </w:t>
       </w:r>
     </w:p>
     <w:p>
@@ -3810,15 +2848,7 @@
         <w:ind w:hanging="360"/>
       </w:pPr>
       <w:r>
-        <w:t xml:space="preserve">Check logs for </w:t>
-      </w:r>
-      <w:proofErr w:type="gramStart"/>
-      <w:r>
-        <w:t>fraud  and</w:t>
-      </w:r>
-      <w:proofErr w:type="gramEnd"/>
-      <w:r>
-        <w:t xml:space="preserve"> fixed the bugs if any, as per the business requirement. </w:t>
+        <w:t xml:space="preserve">Check logs for fraud  and fixed the bugs if any, as per the business requirement. </w:t>
       </w:r>
     </w:p>
     <w:p>
@@ -3856,23 +2886,7 @@
           <w:b/>
           <w:sz w:val="20"/>
         </w:rPr>
-        <w:t xml:space="preserve">Company             </w:t>
-      </w:r>
-      <w:proofErr w:type="gramStart"/>
-      <w:r>
-        <w:rPr>
-          <w:b/>
-          <w:sz w:val="20"/>
-        </w:rPr>
-        <w:t xml:space="preserve">  :</w:t>
-      </w:r>
-      <w:proofErr w:type="gramEnd"/>
-      <w:r>
-        <w:rPr>
-          <w:b/>
-          <w:sz w:val="20"/>
-        </w:rPr>
-        <w:t xml:space="preserve"> </w:t>
+        <w:t xml:space="preserve">Company               : </w:t>
       </w:r>
       <w:r>
         <w:rPr>
@@ -3893,23 +2907,7 @@
           <w:b/>
           <w:sz w:val="21"/>
         </w:rPr>
-        <w:t xml:space="preserve">Project Name    </w:t>
-      </w:r>
-      <w:proofErr w:type="gramStart"/>
-      <w:r>
-        <w:rPr>
-          <w:b/>
-          <w:sz w:val="21"/>
-        </w:rPr>
-        <w:t xml:space="preserve">  :</w:t>
-      </w:r>
-      <w:proofErr w:type="gramEnd"/>
-      <w:r>
-        <w:rPr>
-          <w:b/>
-          <w:sz w:val="21"/>
-        </w:rPr>
-        <w:t xml:space="preserve"> Money Maker/Biller </w:t>
+        <w:t xml:space="preserve">Project Name      : Money Maker/Biller </w:t>
       </w:r>
     </w:p>
     <w:p>
@@ -3930,17 +2928,8 @@
           <w:b/>
           <w:sz w:val="21"/>
         </w:rPr>
-        <w:t xml:space="preserve">Role                     </w:t>
-      </w:r>
-      <w:proofErr w:type="gramStart"/>
-      <w:r>
-        <w:rPr>
-          <w:b/>
-          <w:sz w:val="21"/>
-        </w:rPr>
-        <w:t xml:space="preserve">  :</w:t>
-      </w:r>
-      <w:proofErr w:type="gramEnd"/>
+        <w:t>Role                       :</w:t>
+      </w:r>
       <w:r>
         <w:rPr>
           <w:sz w:val="21"/>
@@ -4013,23 +3002,7 @@
           <w:b/>
           <w:sz w:val="21"/>
         </w:rPr>
-        <w:t xml:space="preserve">Client                   </w:t>
-      </w:r>
-      <w:proofErr w:type="gramStart"/>
-      <w:r>
-        <w:rPr>
-          <w:b/>
-          <w:sz w:val="21"/>
-        </w:rPr>
-        <w:t xml:space="preserve">  :</w:t>
-      </w:r>
-      <w:proofErr w:type="gramEnd"/>
-      <w:r>
-        <w:rPr>
-          <w:b/>
-          <w:sz w:val="21"/>
-        </w:rPr>
-        <w:t xml:space="preserve"> EWS </w:t>
+        <w:t xml:space="preserve">Client                     : EWS </w:t>
       </w:r>
     </w:p>
     <w:p>
@@ -4043,23 +3016,7 @@
           <w:b/>
           <w:sz w:val="21"/>
         </w:rPr>
-        <w:t xml:space="preserve">Duration             </w:t>
-      </w:r>
-      <w:proofErr w:type="gramStart"/>
-      <w:r>
-        <w:rPr>
-          <w:b/>
-          <w:sz w:val="21"/>
-        </w:rPr>
-        <w:t xml:space="preserve">  :</w:t>
-      </w:r>
-      <w:proofErr w:type="gramEnd"/>
-      <w:r>
-        <w:rPr>
-          <w:b/>
-          <w:sz w:val="21"/>
-        </w:rPr>
-        <w:t xml:space="preserve">  May 2022 to Aug 2022                              </w:t>
+        <w:t xml:space="preserve">Duration               :  May 2022 to Aug 2022                              </w:t>
       </w:r>
     </w:p>
     <w:p>
@@ -4072,114 +3029,35 @@
         <w:rPr>
           <w:b/>
         </w:rPr>
-        <w:t xml:space="preserve">Technical Skills </w:t>
-      </w:r>
-      <w:proofErr w:type="gramStart"/>
-      <w:r>
-        <w:rPr>
-          <w:b/>
-        </w:rPr>
-        <w:t xml:space="preserve">  :</w:t>
-      </w:r>
-      <w:proofErr w:type="gramEnd"/>
-      <w:r>
-        <w:t xml:space="preserve"> </w:t>
-      </w:r>
-      <w:r>
-        <w:rPr>
-          <w:b/>
-        </w:rPr>
-        <w:t xml:space="preserve">Java, Spring </w:t>
-      </w:r>
-      <w:proofErr w:type="spellStart"/>
-      <w:r>
-        <w:rPr>
-          <w:b/>
-        </w:rPr>
-        <w:t>Boot,RestAPI</w:t>
-      </w:r>
-      <w:proofErr w:type="spellEnd"/>
-      <w:r>
-        <w:rPr>
-          <w:b/>
-        </w:rPr>
-        <w:t xml:space="preserve">, Microservices , HBase, </w:t>
-      </w:r>
-      <w:proofErr w:type="spellStart"/>
-      <w:r>
-        <w:rPr>
-          <w:b/>
-        </w:rPr>
-        <w:t>Gitlab,Maven</w:t>
-      </w:r>
-      <w:proofErr w:type="spellEnd"/>
-      <w:r>
-        <w:rPr>
-          <w:b/>
-        </w:rPr>
-        <w:t xml:space="preserve">, Docker, and Kubernetes. </w:t>
+        <w:t>Technical Skills   :</w:t>
+      </w:r>
+      <w:r>
+        <w:t xml:space="preserve"> </w:t>
+      </w:r>
+      <w:r>
+        <w:rPr>
+          <w:b/>
+        </w:rPr>
+        <w:t xml:space="preserve">Java, Spring Boot,RestAPI, Microservices , HBase, Gitlab,Maven, Docker, and Kubernetes. </w:t>
       </w:r>
     </w:p>
     <w:p>
       <w:pPr>
         <w:ind w:left="10"/>
       </w:pPr>
-      <w:proofErr w:type="gramStart"/>
-      <w:r>
-        <w:rPr>
-          <w:b/>
-          <w:sz w:val="21"/>
-        </w:rPr>
-        <w:t>Description :</w:t>
-      </w:r>
-      <w:proofErr w:type="gramEnd"/>
-      <w:r>
-        <w:rPr>
-          <w:b/>
-          <w:sz w:val="21"/>
-        </w:rPr>
-        <w:t xml:space="preserve"> </w:t>
-      </w:r>
-      <w:r>
-        <w:t xml:space="preserve">MKR/Biller is a </w:t>
-      </w:r>
-      <w:proofErr w:type="spellStart"/>
-      <w:r>
-        <w:t>restApi</w:t>
-      </w:r>
-      <w:proofErr w:type="spellEnd"/>
-      <w:r>
-        <w:t xml:space="preserve"> application for payment systems for </w:t>
-      </w:r>
-      <w:proofErr w:type="spellStart"/>
-      <w:r>
-        <w:t>Earlywarning</w:t>
-      </w:r>
-      <w:proofErr w:type="spellEnd"/>
-      <w:r>
-        <w:t xml:space="preserve"> which accept real time request from client and process the transaction and sent response to back to the client. It also </w:t>
-      </w:r>
-      <w:proofErr w:type="gramStart"/>
-      <w:r>
-        <w:t>manage</w:t>
-      </w:r>
-      <w:proofErr w:type="gramEnd"/>
-      <w:r>
-        <w:t xml:space="preserve"> the logs for transaction, success request and </w:t>
+      <w:r>
+        <w:rPr>
+          <w:b/>
+          <w:sz w:val="21"/>
+        </w:rPr>
+        <w:t xml:space="preserve">Description : </w:t>
+      </w:r>
+      <w:r>
+        <w:t xml:space="preserve">MKR/Biller is a restApi application for payment systems for Earlywarning which accept real time request from client and process the transaction and sent response to back to the client. It also manage the logs for transaction, success request and </w:t>
       </w:r>
       <w:r>
         <w:lastRenderedPageBreak/>
-        <w:t xml:space="preserve">exceptions if any. It handle the real time validation on request </w:t>
-      </w:r>
-      <w:proofErr w:type="spellStart"/>
-      <w:proofErr w:type="gramStart"/>
-      <w:r>
-        <w:t>basis,it</w:t>
-      </w:r>
-      <w:proofErr w:type="spellEnd"/>
-      <w:proofErr w:type="gramEnd"/>
-      <w:r>
-        <w:t xml:space="preserve"> accept the transaction if it validated correctly or abort the transaction if it will not validated. </w:t>
+        <w:t xml:space="preserve">exceptions if any. It handle the real time validation on request basis,it accept the transaction if it validated correctly or abort the transaction if it will not validated. </w:t>
       </w:r>
     </w:p>
     <w:p>
@@ -4220,15 +3098,7 @@
         <w:ind w:hanging="360"/>
       </w:pPr>
       <w:r>
-        <w:t xml:space="preserve">Worked as backend developer for </w:t>
-      </w:r>
-      <w:proofErr w:type="spellStart"/>
-      <w:r>
-        <w:t>RestAPI</w:t>
-      </w:r>
-      <w:proofErr w:type="spellEnd"/>
-      <w:r>
-        <w:t xml:space="preserve"> and Microservices. </w:t>
+        <w:t xml:space="preserve">Worked as backend developer for RestAPI and Microservices. </w:t>
       </w:r>
     </w:p>
     <w:p>
@@ -4253,31 +3123,7 @@
         <w:ind w:hanging="360"/>
       </w:pPr>
       <w:r>
-        <w:t xml:space="preserve">Building </w:t>
-      </w:r>
-      <w:proofErr w:type="spellStart"/>
-      <w:r>
-        <w:t>RestAPI</w:t>
-      </w:r>
-      <w:proofErr w:type="spellEnd"/>
-      <w:r>
-        <w:t xml:space="preserve"> using </w:t>
-      </w:r>
-      <w:proofErr w:type="spellStart"/>
-      <w:r>
-        <w:t>springBoot</w:t>
-      </w:r>
-      <w:proofErr w:type="spellEnd"/>
-      <w:r>
-        <w:t xml:space="preserve"> as per the user story in </w:t>
-      </w:r>
-      <w:proofErr w:type="gramStart"/>
-      <w:r>
-        <w:t>the every</w:t>
-      </w:r>
-      <w:proofErr w:type="gramEnd"/>
-      <w:r>
-        <w:t xml:space="preserve"> sprint. </w:t>
+        <w:t xml:space="preserve">Building RestAPI using springBoot as per the user story in the every sprint. </w:t>
       </w:r>
     </w:p>
     <w:p>
@@ -4301,15 +3147,7 @@
         <w:ind w:hanging="360"/>
       </w:pPr>
       <w:r>
-        <w:t xml:space="preserve">Build the code for </w:t>
-      </w:r>
-      <w:proofErr w:type="gramStart"/>
-      <w:r>
-        <w:t>the  validation</w:t>
-      </w:r>
-      <w:proofErr w:type="gramEnd"/>
-      <w:r>
-        <w:t xml:space="preserve"> and implementing global exception handling. </w:t>
+        <w:t xml:space="preserve">Build the code for the  validation and implementing global exception handling. </w:t>
       </w:r>
     </w:p>
     <w:p>
@@ -4338,15 +3176,7 @@
         <w:ind w:left="-5"/>
       </w:pPr>
       <w:r>
-        <w:t xml:space="preserve">Company              </w:t>
-      </w:r>
-      <w:proofErr w:type="gramStart"/>
-      <w:r>
-        <w:t xml:space="preserve">  :</w:t>
-      </w:r>
-      <w:proofErr w:type="gramEnd"/>
-      <w:r>
-        <w:t xml:space="preserve"> Tata Consultancy Services (TCS)</w:t>
+        <w:t>Company                : Tata Consultancy Services (TCS)</w:t>
       </w:r>
       <w:r>
         <w:rPr>
@@ -4366,23 +3196,7 @@
           <w:b/>
           <w:sz w:val="21"/>
         </w:rPr>
-        <w:t xml:space="preserve">Project Name    </w:t>
-      </w:r>
-      <w:proofErr w:type="gramStart"/>
-      <w:r>
-        <w:rPr>
-          <w:b/>
-          <w:sz w:val="21"/>
-        </w:rPr>
-        <w:t xml:space="preserve">  :</w:t>
-      </w:r>
-      <w:proofErr w:type="gramEnd"/>
-      <w:r>
-        <w:rPr>
-          <w:b/>
-          <w:sz w:val="21"/>
-        </w:rPr>
-        <w:t xml:space="preserve"> </w:t>
+        <w:t xml:space="preserve">Project Name      : </w:t>
       </w:r>
       <w:r>
         <w:rPr>
@@ -4416,38 +3230,20 @@
           <w:b/>
           <w:sz w:val="21"/>
         </w:rPr>
-        <w:t xml:space="preserve">Role                     </w:t>
-      </w:r>
-      <w:proofErr w:type="gramStart"/>
-      <w:r>
-        <w:rPr>
-          <w:b/>
-          <w:sz w:val="21"/>
-        </w:rPr>
-        <w:t xml:space="preserve">  :</w:t>
-      </w:r>
-      <w:proofErr w:type="gramEnd"/>
-      <w:r>
-        <w:rPr>
-          <w:sz w:val="21"/>
-        </w:rPr>
-        <w:t xml:space="preserve"> </w:t>
-      </w:r>
-      <w:proofErr w:type="spellStart"/>
-      <w:r>
-        <w:rPr>
-          <w:b/>
-          <w:sz w:val="21"/>
-        </w:rPr>
-        <w:t>Assistent</w:t>
-      </w:r>
-      <w:proofErr w:type="spellEnd"/>
-      <w:r>
-        <w:rPr>
-          <w:b/>
-          <w:sz w:val="21"/>
-        </w:rPr>
-        <w:t xml:space="preserve"> consultant </w:t>
+        <w:t>Role                       :</w:t>
+      </w:r>
+      <w:r>
+        <w:rPr>
+          <w:sz w:val="21"/>
+        </w:rPr>
+        <w:t xml:space="preserve"> </w:t>
+      </w:r>
+      <w:r>
+        <w:rPr>
+          <w:b/>
+          <w:sz w:val="21"/>
+        </w:rPr>
+        <w:t xml:space="preserve">Assistent consultant </w:t>
       </w:r>
       <w:r>
         <w:rPr>
@@ -4508,23 +3304,7 @@
           <w:b/>
           <w:sz w:val="21"/>
         </w:rPr>
-        <w:t xml:space="preserve">Client                  </w:t>
-      </w:r>
-      <w:proofErr w:type="gramStart"/>
-      <w:r>
-        <w:rPr>
-          <w:b/>
-          <w:sz w:val="21"/>
-        </w:rPr>
-        <w:t xml:space="preserve">  :</w:t>
-      </w:r>
-      <w:proofErr w:type="gramEnd"/>
-      <w:r>
-        <w:rPr>
-          <w:b/>
-          <w:sz w:val="21"/>
-        </w:rPr>
-        <w:t xml:space="preserve"> Aviva Group </w:t>
+        <w:t xml:space="preserve">Client                    : Aviva Group </w:t>
       </w:r>
     </w:p>
     <w:p>
@@ -4538,23 +3318,7 @@
           <w:b/>
           <w:sz w:val="21"/>
         </w:rPr>
-        <w:t xml:space="preserve">Duration             </w:t>
-      </w:r>
-      <w:proofErr w:type="gramStart"/>
-      <w:r>
-        <w:rPr>
-          <w:b/>
-          <w:sz w:val="21"/>
-        </w:rPr>
-        <w:t xml:space="preserve">  :</w:t>
-      </w:r>
-      <w:proofErr w:type="gramEnd"/>
-      <w:r>
-        <w:rPr>
-          <w:b/>
-          <w:sz w:val="21"/>
-        </w:rPr>
-        <w:t xml:space="preserve">  April 2020 to May  2022                            </w:t>
+        <w:t xml:space="preserve">Duration               :  April 2020 to May  2022                            </w:t>
       </w:r>
     </w:p>
     <w:p>
@@ -4564,11 +3328,7 @@
         <w:ind w:left="-5"/>
       </w:pPr>
       <w:r>
-        <w:t xml:space="preserve">Technical </w:t>
-      </w:r>
-      <w:proofErr w:type="gramStart"/>
-      <w:r>
-        <w:t xml:space="preserve">Skills  </w:t>
+        <w:t xml:space="preserve">Technical Skills  </w:t>
       </w:r>
       <w:r>
         <w:rPr>
@@ -4576,7 +3336,6 @@
         </w:rPr>
         <w:t>:</w:t>
       </w:r>
-      <w:proofErr w:type="gramEnd"/>
       <w:r>
         <w:rPr>
           <w:b w:val="0"/>
@@ -4585,44 +3344,19 @@
         <w:t xml:space="preserve"> </w:t>
       </w:r>
       <w:r>
-        <w:t xml:space="preserve">Java, Spring, </w:t>
-      </w:r>
-      <w:proofErr w:type="spellStart"/>
-      <w:r>
-        <w:t>SpringBoot</w:t>
-      </w:r>
-      <w:proofErr w:type="spellEnd"/>
-      <w:r>
-        <w:t xml:space="preserve">, </w:t>
-      </w:r>
-      <w:proofErr w:type="spellStart"/>
-      <w:r>
-        <w:t>RestAPI</w:t>
-      </w:r>
-      <w:proofErr w:type="spellEnd"/>
-      <w:r>
-        <w:t xml:space="preserve">, Hibernate/JPA, Thunderhead, Oracle and Git </w:t>
+        <w:t xml:space="preserve">Java, Spring, SpringBoot, RestAPI, Hibernate/JPA, Thunderhead, Oracle and Git </w:t>
       </w:r>
     </w:p>
     <w:p>
       <w:pPr>
         <w:ind w:left="10"/>
       </w:pPr>
-      <w:proofErr w:type="gramStart"/>
-      <w:r>
-        <w:rPr>
-          <w:b/>
-          <w:sz w:val="21"/>
-        </w:rPr>
-        <w:t>Description :</w:t>
-      </w:r>
-      <w:proofErr w:type="gramEnd"/>
-      <w:r>
-        <w:rPr>
-          <w:b/>
-          <w:sz w:val="21"/>
-        </w:rPr>
-        <w:t xml:space="preserve"> </w:t>
+      <w:r>
+        <w:rPr>
+          <w:b/>
+          <w:sz w:val="21"/>
+        </w:rPr>
+        <w:t xml:space="preserve">Description : </w:t>
       </w:r>
       <w:r>
         <w:rPr>
@@ -4631,31 +3365,7 @@
         <w:t>FL</w:t>
       </w:r>
       <w:r>
-        <w:t xml:space="preserve"> is a </w:t>
-      </w:r>
-      <w:proofErr w:type="spellStart"/>
-      <w:r>
-        <w:t>SpringBoot</w:t>
-      </w:r>
-      <w:proofErr w:type="spellEnd"/>
-      <w:r>
-        <w:t xml:space="preserve"> application and integrated with thunderhead tools. It is </w:t>
-      </w:r>
-      <w:proofErr w:type="gramStart"/>
-      <w:r>
-        <w:t>insurance based</w:t>
-      </w:r>
-      <w:proofErr w:type="gramEnd"/>
-      <w:r>
-        <w:t xml:space="preserve"> project and its client is Aviva group. It process premium of the policy and calculates its sum assured, sum assured at maturity date, claim of the policy holder </w:t>
-      </w:r>
-      <w:proofErr w:type="gramStart"/>
-      <w:r>
-        <w:t>and  it</w:t>
-      </w:r>
-      <w:proofErr w:type="gramEnd"/>
-      <w:r>
-        <w:t xml:space="preserve"> send the reports on daily basis to client on every month. </w:t>
+        <w:t xml:space="preserve"> is a SpringBoot application and integrated with thunderhead tools. It is insurance based project and its client is Aviva group. It process premium of the policy and calculates its sum assured, sum assured at maturity date, claim of the policy holder and  it send the reports on daily basis to client on every month. </w:t>
       </w:r>
     </w:p>
     <w:p>
@@ -4715,15 +3425,7 @@
         <w:t>Team lead</w:t>
       </w:r>
       <w:r>
-        <w:t xml:space="preserve"> to handle </w:t>
-      </w:r>
-      <w:proofErr w:type="gramStart"/>
-      <w:r>
-        <w:t>the all</w:t>
-      </w:r>
-      <w:proofErr w:type="gramEnd"/>
-      <w:r>
-        <w:t xml:space="preserve"> requirements in every release. </w:t>
+        <w:t xml:space="preserve"> to handle the all requirements in every release. </w:t>
       </w:r>
     </w:p>
     <w:p>
@@ -4736,23 +3438,7 @@
         <w:ind w:hanging="360"/>
       </w:pPr>
       <w:r>
-        <w:t xml:space="preserve">Build the code for </w:t>
-      </w:r>
-      <w:proofErr w:type="spellStart"/>
-      <w:r>
-        <w:t>springboot</w:t>
-      </w:r>
-      <w:proofErr w:type="spellEnd"/>
-      <w:r>
-        <w:t xml:space="preserve"> application and make appropriate inputs as per the </w:t>
-      </w:r>
-      <w:proofErr w:type="spellStart"/>
-      <w:r>
-        <w:t>resWebservices</w:t>
-      </w:r>
-      <w:proofErr w:type="spellEnd"/>
-      <w:r>
-        <w:t xml:space="preserve">.  </w:t>
+        <w:t xml:space="preserve">Build the code for springboot application and make appropriate inputs as per the resWebservices.  </w:t>
       </w:r>
     </w:p>
     <w:p>
@@ -4765,23 +3451,7 @@
         <w:ind w:hanging="360"/>
       </w:pPr>
       <w:r>
-        <w:t xml:space="preserve">Monitor Bugs from </w:t>
-      </w:r>
-      <w:proofErr w:type="spellStart"/>
-      <w:r>
-        <w:t>jira</w:t>
-      </w:r>
-      <w:proofErr w:type="spellEnd"/>
-      <w:r>
-        <w:t xml:space="preserve">, Tickets from </w:t>
-      </w:r>
-      <w:proofErr w:type="spellStart"/>
-      <w:r>
-        <w:t>bts</w:t>
-      </w:r>
-      <w:proofErr w:type="spellEnd"/>
-      <w:r>
-        <w:t xml:space="preserve"> system and assigned to appropriate team member and assist them if they are facing any issues. </w:t>
+        <w:t xml:space="preserve">Monitor Bugs from jira, Tickets from bts system and assigned to appropriate team member and assist them if they are facing any issues. </w:t>
       </w:r>
     </w:p>
     <w:p>
@@ -4793,15 +3463,7 @@
         <w:ind w:hanging="360"/>
       </w:pPr>
       <w:r>
-        <w:t xml:space="preserve">Inspection the team members code, </w:t>
-      </w:r>
-      <w:proofErr w:type="gramStart"/>
-      <w:r>
-        <w:t>and also</w:t>
-      </w:r>
-      <w:proofErr w:type="gramEnd"/>
-      <w:r>
-        <w:t xml:space="preserve"> checks its code quality. </w:t>
+        <w:t xml:space="preserve">Inspection the team members code, and also checks its code quality. </w:t>
       </w:r>
     </w:p>
     <w:p>
@@ -4813,15 +3475,7 @@
         <w:ind w:hanging="360"/>
       </w:pPr>
       <w:r>
-        <w:t xml:space="preserve">Deploy the code and monitoring </w:t>
-      </w:r>
-      <w:proofErr w:type="spellStart"/>
-      <w:r>
-        <w:t>its</w:t>
-      </w:r>
-      <w:proofErr w:type="spellEnd"/>
-      <w:r>
-        <w:t xml:space="preserve"> all processing. </w:t>
+        <w:t xml:space="preserve">Deploy the code and monitoring its all processing. </w:t>
       </w:r>
     </w:p>
     <w:p>
@@ -4844,15 +3498,7 @@
         <w:ind w:left="-5"/>
       </w:pPr>
       <w:r>
-        <w:t xml:space="preserve">Company             </w:t>
-      </w:r>
-      <w:proofErr w:type="gramStart"/>
-      <w:r>
-        <w:t xml:space="preserve">  :</w:t>
-      </w:r>
-      <w:proofErr w:type="gramEnd"/>
-      <w:r>
-        <w:t xml:space="preserve"> Tata Consultancy Services (TCS)</w:t>
+        <w:t>Company               : Tata Consultancy Services (TCS)</w:t>
       </w:r>
       <w:r>
         <w:rPr>
@@ -4872,23 +3518,7 @@
           <w:b/>
           <w:sz w:val="21"/>
         </w:rPr>
-        <w:t xml:space="preserve">Project Name    </w:t>
-      </w:r>
-      <w:proofErr w:type="gramStart"/>
-      <w:r>
-        <w:rPr>
-          <w:b/>
-          <w:sz w:val="21"/>
-        </w:rPr>
-        <w:t xml:space="preserve">  :</w:t>
-      </w:r>
-      <w:proofErr w:type="gramEnd"/>
-      <w:r>
-        <w:rPr>
-          <w:b/>
-          <w:sz w:val="21"/>
-        </w:rPr>
-        <w:t xml:space="preserve"> </w:t>
+        <w:t xml:space="preserve">Project Name      : </w:t>
       </w:r>
       <w:r>
         <w:rPr>
@@ -5027,17 +3657,8 @@
           <w:b/>
           <w:sz w:val="21"/>
         </w:rPr>
-        <w:t xml:space="preserve">Role                     </w:t>
-      </w:r>
-      <w:proofErr w:type="gramStart"/>
-      <w:r>
-        <w:rPr>
-          <w:b/>
-          <w:sz w:val="21"/>
-        </w:rPr>
-        <w:t xml:space="preserve">  :</w:t>
-      </w:r>
-      <w:proofErr w:type="gramEnd"/>
+        <w:t>Role                       :</w:t>
+      </w:r>
       <w:r>
         <w:rPr>
           <w:sz w:val="21"/>
@@ -5110,39 +3731,7 @@
           <w:b/>
           <w:sz w:val="21"/>
         </w:rPr>
-        <w:t xml:space="preserve">Client                  </w:t>
-      </w:r>
-      <w:proofErr w:type="gramStart"/>
-      <w:r>
-        <w:rPr>
-          <w:b/>
-          <w:sz w:val="21"/>
-        </w:rPr>
-        <w:t xml:space="preserve">  :</w:t>
-      </w:r>
-      <w:proofErr w:type="gramEnd"/>
-      <w:r>
-        <w:rPr>
-          <w:b/>
-          <w:sz w:val="21"/>
-        </w:rPr>
-        <w:t xml:space="preserve">  </w:t>
-      </w:r>
-      <w:proofErr w:type="spellStart"/>
-      <w:r>
-        <w:rPr>
-          <w:b/>
-          <w:sz w:val="21"/>
-        </w:rPr>
-        <w:t>Diligenta</w:t>
-      </w:r>
-      <w:proofErr w:type="spellEnd"/>
-      <w:r>
-        <w:rPr>
-          <w:b/>
-          <w:sz w:val="21"/>
-        </w:rPr>
-        <w:t xml:space="preserve"> </w:t>
+        <w:t xml:space="preserve">Client                    :  Diligenta </w:t>
       </w:r>
     </w:p>
     <w:p>
@@ -5156,23 +3745,7 @@
           <w:b/>
           <w:sz w:val="21"/>
         </w:rPr>
-        <w:t xml:space="preserve">Duration             </w:t>
-      </w:r>
-      <w:proofErr w:type="gramStart"/>
-      <w:r>
-        <w:rPr>
-          <w:b/>
-          <w:sz w:val="21"/>
-        </w:rPr>
-        <w:t xml:space="preserve">  :</w:t>
-      </w:r>
-      <w:proofErr w:type="gramEnd"/>
-      <w:r>
-        <w:rPr>
-          <w:b/>
-          <w:sz w:val="21"/>
-        </w:rPr>
-        <w:t xml:space="preserve">  April 2017 to April  2020                         </w:t>
+        <w:t xml:space="preserve">Duration               :  April 2017 to April  2020                         </w:t>
       </w:r>
     </w:p>
     <w:p>
@@ -5185,73 +3758,28 @@
         <w:rPr>
           <w:b/>
         </w:rPr>
-        <w:t xml:space="preserve">Technical </w:t>
-      </w:r>
-      <w:proofErr w:type="gramStart"/>
-      <w:r>
-        <w:rPr>
-          <w:b/>
-        </w:rPr>
-        <w:t>Skills  :</w:t>
-      </w:r>
-      <w:proofErr w:type="gramEnd"/>
-      <w:r>
-        <w:t xml:space="preserve"> </w:t>
-      </w:r>
-      <w:r>
-        <w:rPr>
-          <w:b/>
-        </w:rPr>
-        <w:t xml:space="preserve">Java, Spring, </w:t>
-      </w:r>
-      <w:proofErr w:type="spellStart"/>
-      <w:r>
-        <w:rPr>
-          <w:b/>
-        </w:rPr>
-        <w:t>SpringBoot</w:t>
-      </w:r>
-      <w:proofErr w:type="spellEnd"/>
-      <w:r>
-        <w:rPr>
-          <w:b/>
-        </w:rPr>
-        <w:t xml:space="preserve">, </w:t>
-      </w:r>
-      <w:proofErr w:type="spellStart"/>
-      <w:r>
-        <w:rPr>
-          <w:b/>
-        </w:rPr>
-        <w:t>RestAPI</w:t>
-      </w:r>
-      <w:proofErr w:type="spellEnd"/>
-      <w:r>
-        <w:rPr>
-          <w:b/>
-        </w:rPr>
-        <w:t xml:space="preserve">, Hibernate/JPA, Jira, Thunderhead, Oracle and Git </w:t>
+        <w:t>Technical Skills  :</w:t>
+      </w:r>
+      <w:r>
+        <w:t xml:space="preserve"> </w:t>
+      </w:r>
+      <w:r>
+        <w:rPr>
+          <w:b/>
+        </w:rPr>
+        <w:t xml:space="preserve">Java, Spring, SpringBoot, RestAPI, Hibernate/JPA, Jira, Thunderhead, Oracle and Git </w:t>
       </w:r>
     </w:p>
     <w:p>
       <w:pPr>
         <w:ind w:left="10"/>
       </w:pPr>
-      <w:proofErr w:type="gramStart"/>
-      <w:r>
-        <w:rPr>
-          <w:b/>
-          <w:sz w:val="21"/>
-        </w:rPr>
-        <w:t>Description :</w:t>
-      </w:r>
-      <w:proofErr w:type="gramEnd"/>
-      <w:r>
-        <w:rPr>
-          <w:b/>
-          <w:sz w:val="21"/>
-        </w:rPr>
-        <w:t xml:space="preserve"> </w:t>
+      <w:r>
+        <w:rPr>
+          <w:b/>
+          <w:sz w:val="21"/>
+        </w:rPr>
+        <w:t xml:space="preserve">Description : </w:t>
       </w:r>
       <w:r>
         <w:rPr>
@@ -5260,23 +3788,7 @@
         <w:t>FPI</w:t>
       </w:r>
       <w:r>
-        <w:t xml:space="preserve"> is a Spring application and integrated with thunderhead tools. It is basically </w:t>
-      </w:r>
-      <w:proofErr w:type="gramStart"/>
-      <w:r>
-        <w:t>provides</w:t>
-      </w:r>
-      <w:proofErr w:type="gramEnd"/>
-      <w:r>
-        <w:t xml:space="preserve"> the support of the existing project. Its take defects, tickets, enhancements on every month to take care release, </w:t>
-      </w:r>
-      <w:proofErr w:type="gramStart"/>
-      <w:r>
-        <w:t>and also</w:t>
-      </w:r>
-      <w:proofErr w:type="gramEnd"/>
-      <w:r>
-        <w:t xml:space="preserve"> provides its developments. </w:t>
+        <w:t xml:space="preserve"> is a Spring application and integrated with thunderhead tools. It is basically provides the support of the existing project. Its take defects, tickets, enhancements on every month to take care release, and also provides its developments. </w:t>
       </w:r>
     </w:p>
     <w:p>
@@ -5328,15 +3840,7 @@
         <w:ind w:hanging="360"/>
       </w:pPr>
       <w:r>
-        <w:t xml:space="preserve">Fixing the JIRA bugs, solving the issues related the </w:t>
-      </w:r>
-      <w:proofErr w:type="spellStart"/>
-      <w:r>
-        <w:t>tickests</w:t>
-      </w:r>
-      <w:proofErr w:type="spellEnd"/>
-      <w:r>
-        <w:t xml:space="preserve"> and build the code and deployed it. </w:t>
+        <w:t xml:space="preserve">Fixing the JIRA bugs, solving the issues related the tickests and build the code and deployed it. </w:t>
       </w:r>
     </w:p>
     <w:p>
@@ -5347,22 +3851,9 @@
         </w:numPr>
         <w:ind w:hanging="360"/>
       </w:pPr>
-      <w:proofErr w:type="spellStart"/>
       <w:r>
         <w:lastRenderedPageBreak/>
-        <w:t>Correctin</w:t>
-      </w:r>
-      <w:proofErr w:type="spellEnd"/>
-      <w:r>
-        <w:t xml:space="preserve"> the Thunderhead Template as per </w:t>
-      </w:r>
-      <w:proofErr w:type="spellStart"/>
-      <w:r>
-        <w:t>jira</w:t>
-      </w:r>
-      <w:proofErr w:type="spellEnd"/>
-      <w:r>
-        <w:t xml:space="preserve"> and tickets. </w:t>
+        <w:t xml:space="preserve">Correctin the Thunderhead Template as per jira and tickets. </w:t>
       </w:r>
     </w:p>
     <w:p>
@@ -5374,15 +3865,7 @@
         <w:ind w:hanging="360"/>
       </w:pPr>
       <w:r>
-        <w:t xml:space="preserve">Provides the report of the application related to bugs, </w:t>
-      </w:r>
-      <w:proofErr w:type="spellStart"/>
-      <w:r>
-        <w:t>jira’s</w:t>
-      </w:r>
-      <w:proofErr w:type="spellEnd"/>
-      <w:r>
-        <w:t xml:space="preserve"> bug and completion of release work as per the weekly meeting. </w:t>
+        <w:t xml:space="preserve">Provides the report of the application related to bugs, jira’s bug and completion of release work as per the weekly meeting. </w:t>
       </w:r>
     </w:p>
     <w:p>
@@ -5401,15 +3884,7 @@
         <w:ind w:left="-5"/>
       </w:pPr>
       <w:r>
-        <w:t xml:space="preserve">Company              </w:t>
-      </w:r>
-      <w:proofErr w:type="gramStart"/>
-      <w:r>
-        <w:t xml:space="preserve">  :</w:t>
-      </w:r>
-      <w:proofErr w:type="gramEnd"/>
-      <w:r>
-        <w:t xml:space="preserve"> Tata Consultancy Services (TCS)</w:t>
+        <w:t>Company                : Tata Consultancy Services (TCS)</w:t>
       </w:r>
       <w:r>
         <w:rPr>
@@ -5429,23 +3904,7 @@
           <w:b/>
           <w:sz w:val="21"/>
         </w:rPr>
-        <w:t xml:space="preserve">Project Name    </w:t>
-      </w:r>
-      <w:proofErr w:type="gramStart"/>
-      <w:r>
-        <w:rPr>
-          <w:b/>
-          <w:sz w:val="21"/>
-        </w:rPr>
-        <w:t xml:space="preserve">  :</w:t>
-      </w:r>
-      <w:proofErr w:type="gramEnd"/>
-      <w:r>
-        <w:rPr>
-          <w:b/>
-          <w:sz w:val="21"/>
-        </w:rPr>
-        <w:t xml:space="preserve"> </w:t>
+        <w:t xml:space="preserve">Project Name      : </w:t>
       </w:r>
       <w:r>
         <w:rPr>
@@ -5484,17 +3943,8 @@
           <w:b/>
           <w:sz w:val="21"/>
         </w:rPr>
-        <w:t xml:space="preserve">Role                     </w:t>
-      </w:r>
-      <w:proofErr w:type="gramStart"/>
-      <w:r>
-        <w:rPr>
-          <w:b/>
-          <w:sz w:val="21"/>
-        </w:rPr>
-        <w:t xml:space="preserve">  :</w:t>
-      </w:r>
-      <w:proofErr w:type="gramEnd"/>
+        <w:t>Role                       :</w:t>
+      </w:r>
       <w:r>
         <w:rPr>
           <w:sz w:val="21"/>
@@ -5567,23 +4017,7 @@
           <w:b/>
           <w:sz w:val="21"/>
         </w:rPr>
-        <w:t xml:space="preserve">Client                  </w:t>
-      </w:r>
-      <w:proofErr w:type="gramStart"/>
-      <w:r>
-        <w:rPr>
-          <w:b/>
-          <w:sz w:val="21"/>
-        </w:rPr>
-        <w:t xml:space="preserve">  :</w:t>
-      </w:r>
-      <w:proofErr w:type="gramEnd"/>
-      <w:r>
-        <w:rPr>
-          <w:b/>
-          <w:sz w:val="21"/>
-        </w:rPr>
-        <w:t xml:space="preserve">  </w:t>
+        <w:t xml:space="preserve">Client                    :  </w:t>
       </w:r>
       <w:r>
         <w:rPr>
@@ -5610,23 +4044,7 @@
           <w:b/>
           <w:sz w:val="21"/>
         </w:rPr>
-        <w:t xml:space="preserve">Duration             </w:t>
-      </w:r>
-      <w:proofErr w:type="gramStart"/>
-      <w:r>
-        <w:rPr>
-          <w:b/>
-          <w:sz w:val="21"/>
-        </w:rPr>
-        <w:t xml:space="preserve">  :</w:t>
-      </w:r>
-      <w:proofErr w:type="gramEnd"/>
-      <w:r>
-        <w:rPr>
-          <w:b/>
-          <w:sz w:val="21"/>
-        </w:rPr>
-        <w:t xml:space="preserve">  March 2014 to April  2017     </w:t>
+        <w:t xml:space="preserve">Duration               :  March 2014 to April  2017     </w:t>
       </w:r>
     </w:p>
     <w:p>
@@ -5653,70 +4071,31 @@
         <w:rPr>
           <w:b/>
         </w:rPr>
-        <w:t xml:space="preserve">Technical </w:t>
-      </w:r>
-      <w:proofErr w:type="gramStart"/>
-      <w:r>
-        <w:rPr>
-          <w:b/>
-        </w:rPr>
-        <w:t>Skills  :</w:t>
-      </w:r>
-      <w:proofErr w:type="gramEnd"/>
-      <w:r>
-        <w:t xml:space="preserve"> </w:t>
-      </w:r>
-      <w:r>
-        <w:rPr>
-          <w:b/>
-        </w:rPr>
-        <w:t xml:space="preserve">Java, J2EE, LINUX, </w:t>
-      </w:r>
-      <w:proofErr w:type="spellStart"/>
-      <w:r>
-        <w:rPr>
-          <w:b/>
-        </w:rPr>
-        <w:t>ThunderHead</w:t>
-      </w:r>
-      <w:proofErr w:type="spellEnd"/>
-      <w:r>
-        <w:rPr>
-          <w:b/>
-        </w:rPr>
-        <w:t xml:space="preserve">, Oracle and Git </w:t>
+        <w:t>Technical Skills  :</w:t>
+      </w:r>
+      <w:r>
+        <w:t xml:space="preserve"> </w:t>
+      </w:r>
+      <w:r>
+        <w:rPr>
+          <w:b/>
+        </w:rPr>
+        <w:t xml:space="preserve">Java, J2EE, LINUX, ThunderHead, Oracle and Git </w:t>
       </w:r>
     </w:p>
     <w:p>
       <w:pPr>
         <w:ind w:left="10"/>
       </w:pPr>
-      <w:proofErr w:type="gramStart"/>
-      <w:r>
-        <w:rPr>
-          <w:b/>
-          <w:sz w:val="21"/>
-        </w:rPr>
-        <w:t>Description :</w:t>
-      </w:r>
-      <w:proofErr w:type="gramEnd"/>
-      <w:r>
-        <w:rPr>
-          <w:b/>
-          <w:sz w:val="21"/>
-        </w:rPr>
-        <w:t xml:space="preserve"> </w:t>
-      </w:r>
-      <w:r>
-        <w:t xml:space="preserve">: Pearl Group project is a J2EE application and integrated with thunderhead tools. It is basically </w:t>
-      </w:r>
-      <w:proofErr w:type="gramStart"/>
-      <w:r>
-        <w:t>provide</w:t>
-      </w:r>
-      <w:proofErr w:type="gramEnd"/>
-      <w:r>
-        <w:t xml:space="preserve"> the letter for the policy holder’s annual summary in PDF, fax and email and directly delivered to intended address, fax no and email id.</w:t>
+      <w:r>
+        <w:rPr>
+          <w:b/>
+          <w:sz w:val="21"/>
+        </w:rPr>
+        <w:t xml:space="preserve">Description : </w:t>
+      </w:r>
+      <w:r>
+        <w:t>: Pearl Group project is a J2EE application and integrated with thunderhead tools. It is basically provide the letter for the policy holder’s annual summary in PDF, fax and email and directly delivered to intended address, fax no and email id.</w:t>
       </w:r>
       <w:r>
         <w:rPr>
@@ -5775,23 +4154,7 @@
         <w:ind w:hanging="360"/>
       </w:pPr>
       <w:r>
-        <w:t xml:space="preserve">Find Bugs from </w:t>
-      </w:r>
-      <w:proofErr w:type="spellStart"/>
-      <w:r>
-        <w:t>jira</w:t>
-      </w:r>
-      <w:proofErr w:type="spellEnd"/>
-      <w:r>
-        <w:t xml:space="preserve">, Tickets from </w:t>
-      </w:r>
-      <w:proofErr w:type="spellStart"/>
-      <w:r>
-        <w:t>bts</w:t>
-      </w:r>
-      <w:proofErr w:type="spellEnd"/>
-      <w:r>
-        <w:t xml:space="preserve"> system and resolved it and deliver the template to its server. </w:t>
+        <w:t xml:space="preserve">Find Bugs from jira, Tickets from bts system and resolved it and deliver the template to its server. </w:t>
       </w:r>
     </w:p>
     <w:p>
@@ -5908,15 +4271,7 @@
         </mc:AlternateContent>
       </w:r>
       <w:r>
-        <w:t xml:space="preserve">Fix the java code if data is inconsistently </w:t>
-      </w:r>
-      <w:proofErr w:type="gramStart"/>
-      <w:r>
-        <w:t>appear</w:t>
-      </w:r>
-      <w:proofErr w:type="gramEnd"/>
-      <w:r>
-        <w:t xml:space="preserve"> on output format of letter. </w:t>
+        <w:t xml:space="preserve">Fix the java code if data is inconsistently appear on output format of letter. </w:t>
       </w:r>
     </w:p>
     <w:p>
@@ -5987,7 +4342,7 @@
 </file>
 
 <file path=word/numbering.xml><?xml version="1.0" encoding="utf-8"?>
-<w:numbering xmlns:wpc="http://schemas.microsoft.com/office/word/2010/wordprocessingCanvas" xmlns:cx="http://schemas.microsoft.com/office/drawing/2014/chartex" xmlns:cx1="http://schemas.microsoft.com/office/drawing/2015/9/8/chartex" xmlns:cx2="http://schemas.microsoft.com/office/drawing/2015/10/21/chartex" xmlns:cx3="http://schemas.microsoft.com/office/drawing/2016/5/9/chartex" xmlns:cx4="http://schemas.microsoft.com/office/drawing/2016/5/10/chartex" xmlns:cx5="http://schemas.microsoft.com/office/drawing/2016/5/11/chartex" xmlns:cx6="http://schemas.microsoft.com/office/drawing/2016/5/12/chartex" xmlns:cx7="http://schemas.microsoft.com/office/drawing/2016/5/13/chartex" xmlns:cx8="http://schemas.microsoft.com/office/drawing/2016/5/14/chartex" xmlns:mc="http://schemas.openxmlformats.org/markup-compatibility/2006" xmlns:aink="http://schemas.microsoft.com/office/drawing/2016/ink" xmlns:am3d="http://schemas.microsoft.com/office/drawing/2017/model3d" xmlns:o="urn:schemas-microsoft-com:office:office" xmlns:oel="http://schemas.microsoft.com/office/2019/extlst" xmlns:r="http://schemas.openxmlformats.org/officeDocument/2006/relationships" xmlns:m="http://schemas.openxmlformats.org/officeDocument/2006/math" xmlns:v="urn:schemas-microsoft-com:vml" xmlns:wp14="http://schemas.microsoft.com/office/word/2010/wordprocessingDrawing" xmlns:wp="http://schemas.openxmlformats.org/drawingml/2006/wordprocessingDrawing" xmlns:w10="urn:schemas-microsoft-com:office:word" xmlns:w="http://schemas.openxmlformats.org/wordprocessingml/2006/main" xmlns:w14="http://schemas.microsoft.com/office/word/2010/wordml" xmlns:w15="http://schemas.microsoft.com/office/word/2012/wordml" xmlns:w16cex="http://schemas.microsoft.com/office/word/2018/wordml/cex" xmlns:w16cid="http://schemas.microsoft.com/office/word/2016/wordml/cid" xmlns:w16="http://schemas.microsoft.com/office/word/2018/wordml" xmlns:w16sdtdh="http://schemas.microsoft.com/office/word/2020/wordml/sdtdatahash" xmlns:w16se="http://schemas.microsoft.com/office/word/2015/wordml/symex" xmlns:wpg="http://schemas.microsoft.com/office/word/2010/wordprocessingGroup" xmlns:wpi="http://schemas.microsoft.com/office/word/2010/wordprocessingInk" xmlns:wne="http://schemas.microsoft.com/office/word/2006/wordml" xmlns:wps="http://schemas.microsoft.com/office/word/2010/wordprocessingShape" mc:Ignorable="w14 w15 w16se w16cid w16 w16cex w16sdtdh wp14">
+<w:numbering xmlns:wpc="http://schemas.microsoft.com/office/word/2010/wordprocessingCanvas" xmlns:cx="http://schemas.microsoft.com/office/drawing/2014/chartex" xmlns:cx1="http://schemas.microsoft.com/office/drawing/2015/9/8/chartex" xmlns:cx2="http://schemas.microsoft.com/office/drawing/2015/10/21/chartex" xmlns:cx3="http://schemas.microsoft.com/office/drawing/2016/5/9/chartex" xmlns:cx4="http://schemas.microsoft.com/office/drawing/2016/5/10/chartex" xmlns:cx5="http://schemas.microsoft.com/office/drawing/2016/5/11/chartex" xmlns:cx6="http://schemas.microsoft.com/office/drawing/2016/5/12/chartex" xmlns:cx7="http://schemas.microsoft.com/office/drawing/2016/5/13/chartex" xmlns:cx8="http://schemas.microsoft.com/office/drawing/2016/5/14/chartex" xmlns:mc="http://schemas.openxmlformats.org/markup-compatibility/2006" xmlns:aink="http://schemas.microsoft.com/office/drawing/2016/ink" xmlns:am3d="http://schemas.microsoft.com/office/drawing/2017/model3d" xmlns:o="urn:schemas-microsoft-com:office:office" xmlns:oel="http://schemas.microsoft.com/office/2019/extlst" xmlns:r="http://schemas.openxmlformats.org/officeDocument/2006/relationships" xmlns:m="http://schemas.openxmlformats.org/officeDocument/2006/math" xmlns:v="urn:schemas-microsoft-com:vml" xmlns:wp14="http://schemas.microsoft.com/office/word/2010/wordprocessingDrawing" xmlns:wp="http://schemas.openxmlformats.org/drawingml/2006/wordprocessingDrawing" xmlns:w10="urn:schemas-microsoft-com:office:word" xmlns:w="http://schemas.openxmlformats.org/wordprocessingml/2006/main" xmlns:w14="http://schemas.microsoft.com/office/word/2010/wordml" xmlns:w15="http://schemas.microsoft.com/office/word/2012/wordml" xmlns:w16cex="http://schemas.microsoft.com/office/word/2018/wordml/cex" xmlns:w16cid="http://schemas.microsoft.com/office/word/2016/wordml/cid" xmlns:w16="http://schemas.microsoft.com/office/word/2018/wordml" xmlns:w16du="http://schemas.microsoft.com/office/word/2023/wordml/word16du" xmlns:w16sdtdh="http://schemas.microsoft.com/office/word/2020/wordml/sdtdatahash" xmlns:w16sdtfl="http://schemas.microsoft.com/office/word/2024/wordml/sdtformatlock" xmlns:w16se="http://schemas.microsoft.com/office/word/2015/wordml/symex" xmlns:wpg="http://schemas.microsoft.com/office/word/2010/wordprocessingGroup" xmlns:wpi="http://schemas.microsoft.com/office/word/2010/wordprocessingInk" xmlns:wne="http://schemas.microsoft.com/office/word/2006/wordml" xmlns:wps="http://schemas.microsoft.com/office/word/2010/wordprocessingShape" mc:Ignorable="w14 w15 w16se w16cid w16 w16cex w16sdtdh w16sdtfl w16du wp14">
   <w:abstractNum w:abstractNumId="0" w15:restartNumberingAfterBreak="0">
     <w:nsid w:val="581038FA"/>
     <w:multiLevelType w:val="hybridMultilevel"/>
@@ -7712,7 +6067,7 @@
 </file>
 
 <file path=word/styles.xml><?xml version="1.0" encoding="utf-8"?>
-<w:styles xmlns:mc="http://schemas.openxmlformats.org/markup-compatibility/2006" xmlns:r="http://schemas.openxmlformats.org/officeDocument/2006/relationships" xmlns:w="http://schemas.openxmlformats.org/wordprocessingml/2006/main" xmlns:w14="http://schemas.microsoft.com/office/word/2010/wordml" xmlns:w15="http://schemas.microsoft.com/office/word/2012/wordml" xmlns:w16cex="http://schemas.microsoft.com/office/word/2018/wordml/cex" xmlns:w16cid="http://schemas.microsoft.com/office/word/2016/wordml/cid" xmlns:w16="http://schemas.microsoft.com/office/word/2018/wordml" xmlns:w16sdtdh="http://schemas.microsoft.com/office/word/2020/wordml/sdtdatahash" xmlns:w16se="http://schemas.microsoft.com/office/word/2015/wordml/symex" mc:Ignorable="w14 w15 w16se w16cid w16 w16cex w16sdtdh">
+<w:styles xmlns:mc="http://schemas.openxmlformats.org/markup-compatibility/2006" xmlns:r="http://schemas.openxmlformats.org/officeDocument/2006/relationships" xmlns:w="http://schemas.openxmlformats.org/wordprocessingml/2006/main" xmlns:w14="http://schemas.microsoft.com/office/word/2010/wordml" xmlns:w15="http://schemas.microsoft.com/office/word/2012/wordml" xmlns:w16cex="http://schemas.microsoft.com/office/word/2018/wordml/cex" xmlns:w16cid="http://schemas.microsoft.com/office/word/2016/wordml/cid" xmlns:w16="http://schemas.microsoft.com/office/word/2018/wordml" xmlns:w16du="http://schemas.microsoft.com/office/word/2023/wordml/word16du" xmlns:w16sdtdh="http://schemas.microsoft.com/office/word/2020/wordml/sdtdatahash" xmlns:w16sdtfl="http://schemas.microsoft.com/office/word/2024/wordml/sdtformatlock" xmlns:w16se="http://schemas.microsoft.com/office/word/2015/wordml/symex" mc:Ignorable="w14 w15 w16se w16cid w16 w16cex w16sdtdh w16sdtfl w16du">
   <w:docDefaults>
     <w:rPrDefault>
       <w:rPr>
@@ -8519,4 +6874,10 @@
     </a:ext>
   </a:extLst>
 </a:theme>
+</file>
+
+<file path=docMetadata/LabelInfo.xml><?xml version="1.0" encoding="utf-8"?>
+<clbl:labelList xmlns:clbl="http://schemas.microsoft.com/office/2020/mipLabelMetadata">
+  <clbl:label id="{e760c494-6550-44b4-8258-77c175d778b7}" enabled="1" method="Privileged" siteId="{76a2ae5a-9f00-4f6b-95ed-5d33d77c4d61}" contentBits="0" removed="0"/>
+</clbl:labelList>
 </file>